--- a/public/assets/files/niestacjonarne/WG2.docx
+++ b/public/assets/files/niestacjonarne/WG2.docx
@@ -522,6 +522,7 @@
                 <w:i w:val="0"/>
                 <w:sz w:val="22"/>
               </w:rPr>
+              <w:t>I</w:t>
             </w:r>
           </w:p>
         </w:tc>
@@ -559,6 +560,7 @@
                 <w:i w:val="0"/>
                 <w:sz w:val="22"/>
               </w:rPr>
+              <w:t>obligatoryjny</w:t>
             </w:r>
           </w:p>
         </w:tc>

--- a/public/assets/files/niestacjonarne/WG2.docx
+++ b/public/assets/files/niestacjonarne/WG2.docx
@@ -680,12 +680,22 @@
         <w:tblW w:w="5000" w:type="pct"/>
       </w:tblPr>
       <w:tblGrid>
-        <w:gridCol w:w="9972"/>
+        <w:gridCol w:w="997"/>
+        <w:gridCol w:w="997"/>
+        <w:gridCol w:w="997"/>
+        <w:gridCol w:w="997"/>
+        <w:gridCol w:w="997"/>
+        <w:gridCol w:w="997"/>
+        <w:gridCol w:w="997"/>
+        <w:gridCol w:w="997"/>
+        <w:gridCol w:w="997"/>
+        <w:gridCol w:w="997"/>
       </w:tblGrid>
       <w:tr>
         <w:tc>
           <w:tcPr>
-            <w:tcW w:type="dxa" w:w="9972"/>
+            <w:tcW w:type="dxa" w:w="9970"/>
+            <w:gridSpan w:val="10"/>
             <w:shd w:val="clear" w:color="auto" w:fill="D9D9D9"/>
           </w:tcPr>
           <w:p>
@@ -700,109 +710,6 @@
                 <w:sz w:val="22"/>
               </w:rPr>
               <w:t>9.  Formy zajęć, sposób ich realizacji i przypisana im liczba godzin:</w:t>
-            </w:r>
-          </w:p>
-        </w:tc>
-      </w:tr>
-    </w:tbl>
-    <w:tbl>
-      <w:tblPr>
-        <w:tblW w:type="auto" w:w="0"/>
-        <w:tblLook w:firstColumn="1" w:firstRow="1" w:lastColumn="0" w:lastRow="0" w:noHBand="0" w:noVBand="1" w:val="04A0"/>
-        <w:tblBorders>
-          <w:top w:val="single" w:sz="4" w:space="0" w:color="000000"/>
-          <w:left w:val="single" w:sz="4" w:space="0" w:color="000000"/>
-          <w:bottom w:val="single" w:sz="4" w:space="0" w:color="000000"/>
-          <w:right w:val="single" w:sz="4" w:space="0" w:color="000000"/>
-          <w:insideH w:val="single" w:sz="4" w:space="0" w:color="000000"/>
-          <w:insideV w:val="single" w:sz="4" w:space="0" w:color="000000"/>
-        </w:tblBorders>
-        <w:tblW w:w="5000" w:type="pct"/>
-      </w:tblPr>
-      <w:tblGrid>
-        <w:gridCol w:w="2493"/>
-        <w:gridCol w:w="2493"/>
-        <w:gridCol w:w="2493"/>
-        <w:gridCol w:w="2493"/>
-      </w:tblGrid>
-      <w:tr>
-        <w:tc>
-          <w:tcPr>
-            <w:tcW w:type="dxa" w:w="2493"/>
-            <w:shd w:val="clear" w:color="auto" w:fill="D9D9D9"/>
-          </w:tcPr>
-          <w:p>
-            <w:pPr>
-              <w:spacing w:before="20" w:after="20"/>
-            </w:pPr>
-            <w:r>
-              <w:rPr>
-                <w:rFonts w:ascii="Aptos" w:hAnsi="Aptos"/>
-                <w:b/>
-                <w:i w:val="0"/>
-                <w:sz w:val="16"/>
-              </w:rPr>
-              <w:t>wykład</w:t>
-            </w:r>
-          </w:p>
-        </w:tc>
-        <w:tc>
-          <w:tcPr>
-            <w:tcW w:type="dxa" w:w="2493"/>
-            <w:shd w:val="clear" w:color="auto" w:fill="D9D9D9"/>
-          </w:tcPr>
-          <w:p>
-            <w:pPr>
-              <w:spacing w:before="20" w:after="20"/>
-            </w:pPr>
-            <w:r>
-              <w:rPr>
-                <w:rFonts w:ascii="Aptos" w:hAnsi="Aptos"/>
-                <w:b/>
-                <w:i w:val="0"/>
-                <w:sz w:val="16"/>
-              </w:rPr>
-              <w:t>ćwiczenia/laboratorium/pracownia</w:t>
-            </w:r>
-          </w:p>
-        </w:tc>
-        <w:tc>
-          <w:tcPr>
-            <w:tcW w:type="dxa" w:w="2493"/>
-            <w:shd w:val="clear" w:color="auto" w:fill="D9D9D9"/>
-          </w:tcPr>
-          <w:p>
-            <w:pPr>
-              <w:spacing w:before="20" w:after="20"/>
-            </w:pPr>
-            <w:r>
-              <w:rPr>
-                <w:rFonts w:ascii="Aptos" w:hAnsi="Aptos"/>
-                <w:b/>
-                <w:i w:val="0"/>
-                <w:sz w:val="16"/>
-              </w:rPr>
-              <w:t>wykład internetowo</w:t>
-            </w:r>
-          </w:p>
-        </w:tc>
-        <w:tc>
-          <w:tcPr>
-            <w:tcW w:type="dxa" w:w="2493"/>
-            <w:shd w:val="clear" w:color="auto" w:fill="D9D9D9"/>
-          </w:tcPr>
-          <w:p>
-            <w:pPr>
-              <w:spacing w:before="20" w:after="20"/>
-            </w:pPr>
-            <w:r>
-              <w:rPr>
-                <w:rFonts w:ascii="Aptos" w:hAnsi="Aptos"/>
-                <w:b/>
-                <w:i w:val="0"/>
-                <w:sz w:val="16"/>
-              </w:rPr>
-              <w:t>ćw./lab./prac. internetowo</w:t>
             </w:r>
           </w:p>
         </w:tc>
@@ -810,7 +717,9 @@
       <w:tr>
         <w:tc>
           <w:tcPr>
-            <w:tcW w:type="dxa" w:w="2493"/>
+            <w:tcW w:type="dxa" w:w="9970"/>
+            <w:gridSpan w:val="10"/>
+            <w:shd w:val="clear" w:color="auto" w:fill="D9D9D9"/>
           </w:tcPr>
           <w:p>
             <w:pPr>
@@ -821,148 +730,9 @@
                 <w:rFonts w:ascii="Aptos" w:hAnsi="Aptos"/>
                 <w:b w:val="0"/>
                 <w:i w:val="0"/>
-                <w:sz w:val="22"/>
-              </w:rPr>
-              <w:t>30</w:t>
-            </w:r>
-          </w:p>
-        </w:tc>
-        <w:tc>
-          <w:tcPr>
-            <w:tcW w:type="dxa" w:w="2493"/>
-          </w:tcPr>
-          <w:p>
-            <w:pPr>
-              <w:spacing w:before="20" w:after="20"/>
-            </w:pPr>
-            <w:r>
-              <w:rPr>
-                <w:rFonts w:ascii="Aptos" w:hAnsi="Aptos"/>
-                <w:b w:val="0"/>
-                <w:i w:val="0"/>
-                <w:sz w:val="22"/>
-              </w:rPr>
-              <w:t>30</w:t>
-            </w:r>
-          </w:p>
-        </w:tc>
-        <w:tc>
-          <w:tcPr>
-            <w:tcW w:type="dxa" w:w="2493"/>
-          </w:tcPr>
-          <w:p>
-            <w:pPr>
-              <w:spacing w:before="20" w:after="20"/>
-            </w:pPr>
-            <w:r>
-              <w:rPr>
-                <w:rFonts w:ascii="Aptos" w:hAnsi="Aptos"/>
-                <w:b w:val="0"/>
-                <w:i w:val="0"/>
-                <w:sz w:val="22"/>
-              </w:rPr>
-              <w:t>—</w:t>
-            </w:r>
-          </w:p>
-        </w:tc>
-        <w:tc>
-          <w:tcPr>
-            <w:tcW w:type="dxa" w:w="2493"/>
-          </w:tcPr>
-          <w:p>
-            <w:pPr>
-              <w:spacing w:before="20" w:after="20"/>
-            </w:pPr>
-            <w:r>
-              <w:rPr>
-                <w:rFonts w:ascii="Aptos" w:hAnsi="Aptos"/>
-                <w:b w:val="0"/>
-                <w:i w:val="0"/>
-                <w:sz w:val="22"/>
-              </w:rPr>
-              <w:t>—</w:t>
-            </w:r>
-          </w:p>
-        </w:tc>
-      </w:tr>
-    </w:tbl>
-    <w:tbl>
-      <w:tblPr>
-        <w:tblW w:type="auto" w:w="0"/>
-        <w:tblLook w:firstColumn="1" w:firstRow="1" w:lastColumn="0" w:lastRow="0" w:noHBand="0" w:noVBand="1" w:val="04A0"/>
-        <w:tblBorders>
-          <w:top w:val="single" w:sz="4" w:space="0" w:color="000000"/>
-          <w:left w:val="single" w:sz="4" w:space="0" w:color="000000"/>
-          <w:bottom w:val="single" w:sz="4" w:space="0" w:color="000000"/>
-          <w:right w:val="single" w:sz="4" w:space="0" w:color="000000"/>
-          <w:insideH w:val="single" w:sz="4" w:space="0" w:color="000000"/>
-          <w:insideV w:val="single" w:sz="4" w:space="0" w:color="000000"/>
-        </w:tblBorders>
-        <w:tblW w:w="5000" w:type="pct"/>
-      </w:tblPr>
-      <w:tblGrid>
-        <w:gridCol w:w="3324"/>
-        <w:gridCol w:w="3324"/>
-        <w:gridCol w:w="3324"/>
-      </w:tblGrid>
-      <w:tr>
-        <w:tc>
-          <w:tcPr>
-            <w:tcW w:type="dxa" w:w="3324"/>
-            <w:shd w:val="clear" w:color="auto" w:fill="D9D9D9"/>
-          </w:tcPr>
-          <w:p>
-            <w:pPr>
-              <w:spacing w:before="20" w:after="20"/>
-            </w:pPr>
-            <w:r>
-              <w:rPr>
-                <w:rFonts w:ascii="Aptos" w:hAnsi="Aptos"/>
-                <w:b/>
-                <w:i w:val="0"/>
                 <w:sz w:val="16"/>
               </w:rPr>
-              <w:t>Rodzaj nakładu pracy:</w:t>
-            </w:r>
-          </w:p>
-        </w:tc>
-        <w:tc>
-          <w:tcPr>
-            <w:tcW w:type="dxa" w:w="3324"/>
-            <w:shd w:val="clear" w:color="auto" w:fill="D9D9D9"/>
-          </w:tcPr>
-          <w:p>
-            <w:pPr>
-              <w:spacing w:before="20" w:after="20"/>
-            </w:pPr>
-            <w:r>
-              <w:rPr>
-                <w:rFonts w:ascii="Aptos" w:hAnsi="Aptos"/>
-                <w:b/>
-                <w:i w:val="0"/>
-                <w:sz w:val="16"/>
-              </w:rPr>
-              <w:t>Liczba godzin</w:t>
-            </w:r>
-          </w:p>
-        </w:tc>
-        <w:tc>
-          <w:tcPr>
-            <w:tcW w:type="dxa" w:w="3324"/>
-            <w:shd w:val="clear" w:color="auto" w:fill="D9D9D9"/>
-          </w:tcPr>
-          <w:p>
-            <w:pPr>
-              <w:spacing w:before="20" w:after="20"/>
-            </w:pPr>
-            <w:r>
-              <w:rPr>
-                <w:rFonts w:ascii="Aptos" w:hAnsi="Aptos"/>
-                <w:b/>
-                <w:i w:val="0"/>
-                <w:sz w:val="16"/>
-              </w:rPr>
-              <w:t>ECTS</w:t>
+              <w:t>Wymiar godzinowy (liczba godzin w semestrze)</w:t>
             </w:r>
           </w:p>
         </w:tc>
@@ -970,7 +740,9 @@
       <w:tr>
         <w:tc>
           <w:tcPr>
-            <w:tcW w:type="dxa" w:w="3324"/>
+            <w:tcW w:type="dxa" w:w="1994"/>
+            <w:gridSpan w:val="2"/>
+            <w:shd w:val="clear" w:color="auto" w:fill="D9D9D9"/>
           </w:tcPr>
           <w:p>
             <w:pPr>
@@ -979,17 +751,19 @@
             <w:r>
               <w:rPr>
                 <w:rFonts w:ascii="Aptos" w:hAnsi="Aptos"/>
-                <w:b w:val="0"/>
+                <w:b/>
                 <w:i w:val="0"/>
-                <w:sz w:val="22"/>
-              </w:rPr>
-              <w:t>Zajęcia z bezpośrednim udziałem nauczyciela</w:t>
+                <w:sz w:val="16"/>
+              </w:rPr>
+              <w:t>wykład</w:t>
             </w:r>
           </w:p>
         </w:tc>
         <w:tc>
           <w:tcPr>
-            <w:tcW w:type="dxa" w:w="3324"/>
+            <w:tcW w:type="dxa" w:w="2991"/>
+            <w:gridSpan w:val="3"/>
+            <w:shd w:val="clear" w:color="auto" w:fill="D9D9D9"/>
           </w:tcPr>
           <w:p>
             <w:pPr>
@@ -998,17 +772,19 @@
             <w:r>
               <w:rPr>
                 <w:rFonts w:ascii="Aptos" w:hAnsi="Aptos"/>
-                <w:b w:val="0"/>
+                <w:b/>
                 <w:i w:val="0"/>
-                <w:sz w:val="22"/>
-              </w:rPr>
-              <w:t>60</w:t>
+                <w:sz w:val="16"/>
+              </w:rPr>
+              <w:t>ćwiczenia/laboratorium/pracownia</w:t>
             </w:r>
           </w:p>
         </w:tc>
         <w:tc>
           <w:tcPr>
-            <w:tcW w:type="dxa" w:w="3324"/>
+            <w:tcW w:type="dxa" w:w="2991"/>
+            <w:gridSpan w:val="3"/>
+            <w:shd w:val="clear" w:color="auto" w:fill="D9D9D9"/>
           </w:tcPr>
           <w:p>
             <w:pPr>
@@ -1017,11 +793,32 @@
             <w:r>
               <w:rPr>
                 <w:rFonts w:ascii="Aptos" w:hAnsi="Aptos"/>
-                <w:b w:val="0"/>
+                <w:b/>
                 <w:i w:val="0"/>
-                <w:sz w:val="22"/>
-              </w:rPr>
-              <w:t>2.4</w:t>
+                <w:sz w:val="16"/>
+              </w:rPr>
+              <w:t>wykład internetowo</w:t>
+            </w:r>
+          </w:p>
+        </w:tc>
+        <w:tc>
+          <w:tcPr>
+            <w:tcW w:type="dxa" w:w="1994"/>
+            <w:gridSpan w:val="2"/>
+            <w:shd w:val="clear" w:color="auto" w:fill="D9D9D9"/>
+          </w:tcPr>
+          <w:p>
+            <w:pPr>
+              <w:spacing w:before="20" w:after="20"/>
+            </w:pPr>
+            <w:r>
+              <w:rPr>
+                <w:rFonts w:ascii="Aptos" w:hAnsi="Aptos"/>
+                <w:b/>
+                <w:i w:val="0"/>
+                <w:sz w:val="16"/>
+              </w:rPr>
+              <w:t>ćw./lab./prac. internetowo</w:t>
             </w:r>
           </w:p>
         </w:tc>
@@ -1029,7 +826,8 @@
       <w:tr>
         <w:tc>
           <w:tcPr>
-            <w:tcW w:type="dxa" w:w="3324"/>
+            <w:tcW w:type="dxa" w:w="1994"/>
+            <w:gridSpan w:val="2"/>
           </w:tcPr>
           <w:p>
             <w:pPr>
@@ -1042,13 +840,14 @@
                 <w:i w:val="0"/>
                 <w:sz w:val="22"/>
               </w:rPr>
-              <w:t>Samodzielna praca studenta</w:t>
+              <w:t>30</w:t>
             </w:r>
           </w:p>
         </w:tc>
         <w:tc>
           <w:tcPr>
-            <w:tcW w:type="dxa" w:w="3324"/>
+            <w:tcW w:type="dxa" w:w="2991"/>
+            <w:gridSpan w:val="3"/>
           </w:tcPr>
           <w:p>
             <w:pPr>
@@ -1061,13 +860,14 @@
                 <w:i w:val="0"/>
                 <w:sz w:val="22"/>
               </w:rPr>
-              <w:t>65</w:t>
+              <w:t>30</w:t>
             </w:r>
           </w:p>
         </w:tc>
         <w:tc>
           <w:tcPr>
-            <w:tcW w:type="dxa" w:w="3324"/>
+            <w:tcW w:type="dxa" w:w="2991"/>
+            <w:gridSpan w:val="3"/>
           </w:tcPr>
           <w:p>
             <w:pPr>
@@ -1080,7 +880,27 @@
                 <w:i w:val="0"/>
                 <w:sz w:val="22"/>
               </w:rPr>
-              <w:t>2.6</w:t>
+              <w:t>—</w:t>
+            </w:r>
+          </w:p>
+        </w:tc>
+        <w:tc>
+          <w:tcPr>
+            <w:tcW w:type="dxa" w:w="1994"/>
+            <w:gridSpan w:val="2"/>
+          </w:tcPr>
+          <w:p>
+            <w:pPr>
+              <w:spacing w:before="20" w:after="20"/>
+            </w:pPr>
+            <w:r>
+              <w:rPr>
+                <w:rFonts w:ascii="Aptos" w:hAnsi="Aptos"/>
+                <w:b w:val="0"/>
+                <w:i w:val="0"/>
+                <w:sz w:val="22"/>
+              </w:rPr>
+              <w:t>—</w:t>
             </w:r>
           </w:p>
         </w:tc>
@@ -1088,7 +908,9 @@
       <w:tr>
         <w:tc>
           <w:tcPr>
-            <w:tcW w:type="dxa" w:w="3324"/>
+            <w:tcW w:type="dxa" w:w="9970"/>
+            <w:gridSpan w:val="10"/>
+            <w:shd w:val="clear" w:color="auto" w:fill="D9D9D9"/>
           </w:tcPr>
           <w:p>
             <w:pPr>
@@ -1097,17 +919,42 @@
             <w:r>
               <w:rPr>
                 <w:rFonts w:ascii="Aptos" w:hAnsi="Aptos"/>
-                <w:b w:val="0"/>
+                <w:b/>
                 <w:i w:val="0"/>
                 <w:sz w:val="22"/>
               </w:rPr>
-              <w:t>Suma</w:t>
+              <w:t>Bilans ECTS</w:t>
+            </w:r>
+          </w:p>
+        </w:tc>
+      </w:tr>
+      <w:tr>
+        <w:tc>
+          <w:tcPr>
+            <w:tcW w:type="dxa" w:w="4985"/>
+            <w:gridSpan w:val="5"/>
+            <w:shd w:val="clear" w:color="auto" w:fill="D9D9D9"/>
+          </w:tcPr>
+          <w:p>
+            <w:pPr>
+              <w:spacing w:before="20" w:after="20"/>
+            </w:pPr>
+            <w:r>
+              <w:rPr>
+                <w:rFonts w:ascii="Aptos" w:hAnsi="Aptos"/>
+                <w:b/>
+                <w:i w:val="0"/>
+                <w:sz w:val="16"/>
+              </w:rPr>
+              <w:t>Rodzaj nakładu pracy:</w:t>
             </w:r>
           </w:p>
         </w:tc>
         <w:tc>
           <w:tcPr>
-            <w:tcW w:type="dxa" w:w="3324"/>
+            <w:tcW w:type="dxa" w:w="2991"/>
+            <w:gridSpan w:val="3"/>
+            <w:shd w:val="clear" w:color="auto" w:fill="D9D9D9"/>
           </w:tcPr>
           <w:p>
             <w:pPr>
@@ -1116,17 +963,41 @@
             <w:r>
               <w:rPr>
                 <w:rFonts w:ascii="Aptos" w:hAnsi="Aptos"/>
-                <w:b w:val="0"/>
+                <w:b/>
                 <w:i w:val="0"/>
-                <w:sz w:val="22"/>
-              </w:rPr>
-              <w:t>125</w:t>
+                <w:sz w:val="16"/>
+              </w:rPr>
+              <w:t>Liczba godzin</w:t>
             </w:r>
           </w:p>
         </w:tc>
         <w:tc>
           <w:tcPr>
-            <w:tcW w:type="dxa" w:w="3324"/>
+            <w:tcW w:type="dxa" w:w="1994"/>
+            <w:gridSpan w:val="2"/>
+            <w:shd w:val="clear" w:color="auto" w:fill="D9D9D9"/>
+          </w:tcPr>
+          <w:p>
+            <w:pPr>
+              <w:spacing w:before="20" w:after="20"/>
+            </w:pPr>
+            <w:r>
+              <w:rPr>
+                <w:rFonts w:ascii="Aptos" w:hAnsi="Aptos"/>
+                <w:b/>
+                <w:i w:val="0"/>
+                <w:sz w:val="16"/>
+              </w:rPr>
+              <w:t>ECTS</w:t>
+            </w:r>
+          </w:p>
+        </w:tc>
+      </w:tr>
+      <w:tr>
+        <w:tc>
+          <w:tcPr>
+            <w:tcW w:type="dxa" w:w="4985"/>
+            <w:gridSpan w:val="5"/>
           </w:tcPr>
           <w:p>
             <w:pPr>
@@ -1139,7 +1010,151 @@
                 <w:i w:val="0"/>
                 <w:sz w:val="22"/>
               </w:rPr>
-              <w:t>0</w:t>
+              <w:t>Zajęcia z bezpośrednim udziałem nauczyciela</w:t>
+            </w:r>
+          </w:p>
+        </w:tc>
+        <w:tc>
+          <w:tcPr>
+            <w:tcW w:type="dxa" w:w="2991"/>
+            <w:gridSpan w:val="3"/>
+          </w:tcPr>
+          <w:p>
+            <w:pPr>
+              <w:spacing w:before="20" w:after="20"/>
+            </w:pPr>
+            <w:r>
+              <w:rPr>
+                <w:rFonts w:ascii="Aptos" w:hAnsi="Aptos"/>
+                <w:b w:val="0"/>
+                <w:i w:val="0"/>
+                <w:sz w:val="22"/>
+              </w:rPr>
+              <w:t>60</w:t>
+            </w:r>
+          </w:p>
+        </w:tc>
+        <w:tc>
+          <w:tcPr>
+            <w:tcW w:type="dxa" w:w="1994"/>
+            <w:gridSpan w:val="2"/>
+          </w:tcPr>
+          <w:p>
+            <w:pPr>
+              <w:spacing w:before="20" w:after="20"/>
+            </w:pPr>
+            <w:r>
+              <w:rPr>
+                <w:rFonts w:ascii="Aptos" w:hAnsi="Aptos"/>
+                <w:b w:val="0"/>
+                <w:i w:val="0"/>
+                <w:sz w:val="22"/>
+              </w:rPr>
+              <w:t>2.4</w:t>
+            </w:r>
+          </w:p>
+        </w:tc>
+      </w:tr>
+      <w:tr>
+        <w:tc>
+          <w:tcPr>
+            <w:tcW w:type="dxa" w:w="4985"/>
+            <w:gridSpan w:val="5"/>
+          </w:tcPr>
+          <w:p>
+            <w:pPr>
+              <w:spacing w:before="20" w:after="20"/>
+            </w:pPr>
+            <w:r>
+              <w:rPr>
+                <w:rFonts w:ascii="Aptos" w:hAnsi="Aptos"/>
+                <w:b w:val="0"/>
+                <w:i w:val="0"/>
+                <w:sz w:val="22"/>
+              </w:rPr>
+              <w:t>Samodzielna praca studenta</w:t>
+            </w:r>
+          </w:p>
+        </w:tc>
+        <w:tc>
+          <w:tcPr>
+            <w:tcW w:type="dxa" w:w="2991"/>
+            <w:gridSpan w:val="3"/>
+          </w:tcPr>
+          <w:p>
+            <w:pPr>
+              <w:spacing w:before="20" w:after="20"/>
+            </w:pPr>
+            <w:r>
+              <w:rPr>
+                <w:rFonts w:ascii="Aptos" w:hAnsi="Aptos"/>
+                <w:b w:val="0"/>
+                <w:i w:val="0"/>
+                <w:sz w:val="22"/>
+              </w:rPr>
+              <w:t>65</w:t>
+            </w:r>
+          </w:p>
+        </w:tc>
+        <w:tc>
+          <w:tcPr>
+            <w:tcW w:type="dxa" w:w="1994"/>
+            <w:gridSpan w:val="2"/>
+          </w:tcPr>
+          <w:p>
+            <w:pPr>
+              <w:spacing w:before="20" w:after="20"/>
+            </w:pPr>
+            <w:r>
+              <w:rPr>
+                <w:rFonts w:ascii="Aptos" w:hAnsi="Aptos"/>
+                <w:b w:val="0"/>
+                <w:i w:val="0"/>
+                <w:sz w:val="22"/>
+              </w:rPr>
+              <w:t>2.6</w:t>
+            </w:r>
+          </w:p>
+        </w:tc>
+      </w:tr>
+      <w:tr>
+        <w:tc>
+          <w:tcPr>
+            <w:tcW w:type="dxa" w:w="4985"/>
+            <w:gridSpan w:val="5"/>
+            <w:shd w:val="clear" w:color="auto" w:fill="D9D9D9"/>
+          </w:tcPr>
+          <w:p>
+            <w:pPr>
+              <w:spacing w:before="20" w:after="20"/>
+            </w:pPr>
+            <w:r>
+              <w:rPr>
+                <w:rFonts w:ascii="Aptos" w:hAnsi="Aptos"/>
+                <w:b/>
+                <w:i w:val="0"/>
+                <w:sz w:val="16"/>
+              </w:rPr>
+              <w:t>Opis samodzielnej pracy studenta</w:t>
+            </w:r>
+          </w:p>
+        </w:tc>
+        <w:tc>
+          <w:tcPr>
+            <w:tcW w:type="dxa" w:w="4985"/>
+            <w:gridSpan w:val="5"/>
+          </w:tcPr>
+          <w:p>
+            <w:pPr>
+              <w:spacing w:before="20" w:after="20"/>
+            </w:pPr>
+            <w:r>
+              <w:rPr>
+                <w:rFonts w:ascii="Aptos" w:hAnsi="Aptos"/>
+                <w:b w:val="0"/>
+                <w:i w:val="0"/>
+                <w:sz w:val="22"/>
+              </w:rPr>
             </w:r>
           </w:p>
         </w:tc>
@@ -2121,14 +2136,14 @@
         <w:tblW w:w="5000" w:type="pct"/>
       </w:tblPr>
       <w:tblGrid>
-        <w:gridCol w:w="3324"/>
-        <w:gridCol w:w="3324"/>
-        <w:gridCol w:w="3324"/>
+        <w:gridCol w:w="680"/>
+        <w:gridCol w:w="4536"/>
+        <w:gridCol w:w="4252"/>
       </w:tblGrid>
       <w:tr>
         <w:tc>
           <w:tcPr>
-            <w:tcW w:type="dxa" w:w="9972"/>
+            <w:tcW w:type="dxa" w:w="9468"/>
             <w:gridSpan w:val="3"/>
             <w:shd w:val="clear" w:color="auto" w:fill="D9D9D9"/>
           </w:tcPr>
@@ -2151,7 +2166,7 @@
       <w:tr>
         <w:tc>
           <w:tcPr>
-            <w:tcW w:type="dxa" w:w="3324"/>
+            <w:tcW w:type="dxa" w:w="680"/>
             <w:shd w:val="clear" w:color="auto" w:fill="D9D9D9"/>
           </w:tcPr>
           <w:p>
@@ -2171,7 +2186,7 @@
         </w:tc>
         <w:tc>
           <w:tcPr>
-            <w:tcW w:type="dxa" w:w="3324"/>
+            <w:tcW w:type="dxa" w:w="4536"/>
             <w:shd w:val="clear" w:color="auto" w:fill="D9D9D9"/>
           </w:tcPr>
           <w:p>
@@ -2191,7 +2206,7 @@
         </w:tc>
         <w:tc>
           <w:tcPr>
-            <w:tcW w:type="dxa" w:w="3324"/>
+            <w:tcW w:type="dxa" w:w="4252"/>
             <w:shd w:val="clear" w:color="auto" w:fill="D9D9D9"/>
           </w:tcPr>
           <w:p>
@@ -2213,7 +2228,7 @@
       <w:tr>
         <w:tc>
           <w:tcPr>
-            <w:tcW w:type="dxa" w:w="3324"/>
+            <w:tcW w:type="dxa" w:w="680"/>
           </w:tcPr>
           <w:p>
             <w:pPr>
@@ -2232,7 +2247,7 @@
         </w:tc>
         <w:tc>
           <w:tcPr>
-            <w:tcW w:type="dxa" w:w="3324"/>
+            <w:tcW w:type="dxa" w:w="4536"/>
           </w:tcPr>
           <w:p>
             <w:pPr>
@@ -2251,7 +2266,7 @@
         </w:tc>
         <w:tc>
           <w:tcPr>
-            <w:tcW w:type="dxa" w:w="3324"/>
+            <w:tcW w:type="dxa" w:w="4252"/>
           </w:tcPr>
           <w:p>
             <w:pPr>
@@ -2271,7 +2286,7 @@
       <w:tr>
         <w:tc>
           <w:tcPr>
-            <w:tcW w:type="dxa" w:w="3324"/>
+            <w:tcW w:type="dxa" w:w="680"/>
           </w:tcPr>
           <w:p>
             <w:pPr>
@@ -2290,7 +2305,7 @@
         </w:tc>
         <w:tc>
           <w:tcPr>
-            <w:tcW w:type="dxa" w:w="3324"/>
+            <w:tcW w:type="dxa" w:w="4536"/>
           </w:tcPr>
           <w:p>
             <w:pPr>
@@ -2309,7 +2324,7 @@
         </w:tc>
         <w:tc>
           <w:tcPr>
-            <w:tcW w:type="dxa" w:w="3324"/>
+            <w:tcW w:type="dxa" w:w="4252"/>
           </w:tcPr>
           <w:p>
             <w:pPr>
@@ -2329,7 +2344,7 @@
       <w:tr>
         <w:tc>
           <w:tcPr>
-            <w:tcW w:type="dxa" w:w="3324"/>
+            <w:tcW w:type="dxa" w:w="680"/>
           </w:tcPr>
           <w:p>
             <w:pPr>
@@ -2348,7 +2363,7 @@
         </w:tc>
         <w:tc>
           <w:tcPr>
-            <w:tcW w:type="dxa" w:w="3324"/>
+            <w:tcW w:type="dxa" w:w="4536"/>
           </w:tcPr>
           <w:p>
             <w:pPr>
@@ -2367,7 +2382,7 @@
         </w:tc>
         <w:tc>
           <w:tcPr>
-            <w:tcW w:type="dxa" w:w="3324"/>
+            <w:tcW w:type="dxa" w:w="4252"/>
           </w:tcPr>
           <w:p>
             <w:pPr>
@@ -2387,7 +2402,7 @@
       <w:tr>
         <w:tc>
           <w:tcPr>
-            <w:tcW w:type="dxa" w:w="3324"/>
+            <w:tcW w:type="dxa" w:w="680"/>
           </w:tcPr>
           <w:p>
             <w:pPr>
@@ -2406,7 +2421,7 @@
         </w:tc>
         <w:tc>
           <w:tcPr>
-            <w:tcW w:type="dxa" w:w="3324"/>
+            <w:tcW w:type="dxa" w:w="4536"/>
           </w:tcPr>
           <w:p>
             <w:pPr>
@@ -2425,7 +2440,7 @@
         </w:tc>
         <w:tc>
           <w:tcPr>
-            <w:tcW w:type="dxa" w:w="3324"/>
+            <w:tcW w:type="dxa" w:w="4252"/>
           </w:tcPr>
           <w:p>
             <w:pPr>
@@ -2445,7 +2460,7 @@
       <w:tr>
         <w:tc>
           <w:tcPr>
-            <w:tcW w:type="dxa" w:w="3324"/>
+            <w:tcW w:type="dxa" w:w="680"/>
           </w:tcPr>
           <w:p>
             <w:pPr>
@@ -2464,7 +2479,7 @@
         </w:tc>
         <w:tc>
           <w:tcPr>
-            <w:tcW w:type="dxa" w:w="3324"/>
+            <w:tcW w:type="dxa" w:w="4536"/>
           </w:tcPr>
           <w:p>
             <w:pPr>
@@ -2483,7 +2498,7 @@
         </w:tc>
         <w:tc>
           <w:tcPr>
-            <w:tcW w:type="dxa" w:w="3324"/>
+            <w:tcW w:type="dxa" w:w="4252"/>
           </w:tcPr>
           <w:p>
             <w:pPr>
@@ -2503,7 +2518,7 @@
       <w:tr>
         <w:tc>
           <w:tcPr>
-            <w:tcW w:type="dxa" w:w="3324"/>
+            <w:tcW w:type="dxa" w:w="680"/>
           </w:tcPr>
           <w:p>
             <w:pPr>
@@ -2522,7 +2537,7 @@
         </w:tc>
         <w:tc>
           <w:tcPr>
-            <w:tcW w:type="dxa" w:w="3324"/>
+            <w:tcW w:type="dxa" w:w="4536"/>
           </w:tcPr>
           <w:p>
             <w:pPr>
@@ -2541,7 +2556,7 @@
         </w:tc>
         <w:tc>
           <w:tcPr>
-            <w:tcW w:type="dxa" w:w="3324"/>
+            <w:tcW w:type="dxa" w:w="4252"/>
           </w:tcPr>
           <w:p>
             <w:pPr>
@@ -2561,7 +2576,7 @@
       <w:tr>
         <w:tc>
           <w:tcPr>
-            <w:tcW w:type="dxa" w:w="3324"/>
+            <w:tcW w:type="dxa" w:w="680"/>
           </w:tcPr>
           <w:p>
             <w:pPr>
@@ -2580,7 +2595,7 @@
         </w:tc>
         <w:tc>
           <w:tcPr>
-            <w:tcW w:type="dxa" w:w="3324"/>
+            <w:tcW w:type="dxa" w:w="4536"/>
           </w:tcPr>
           <w:p>
             <w:pPr>
@@ -2599,7 +2614,7 @@
         </w:tc>
         <w:tc>
           <w:tcPr>
-            <w:tcW w:type="dxa" w:w="3324"/>
+            <w:tcW w:type="dxa" w:w="4252"/>
           </w:tcPr>
           <w:p>
             <w:pPr>
@@ -2619,7 +2634,7 @@
       <w:tr>
         <w:tc>
           <w:tcPr>
-            <w:tcW w:type="dxa" w:w="3324"/>
+            <w:tcW w:type="dxa" w:w="680"/>
           </w:tcPr>
           <w:p>
             <w:pPr>
@@ -2638,7 +2653,7 @@
         </w:tc>
         <w:tc>
           <w:tcPr>
-            <w:tcW w:type="dxa" w:w="3324"/>
+            <w:tcW w:type="dxa" w:w="4536"/>
           </w:tcPr>
           <w:p>
             <w:pPr>
@@ -2657,7 +2672,7 @@
         </w:tc>
         <w:tc>
           <w:tcPr>
-            <w:tcW w:type="dxa" w:w="3324"/>
+            <w:tcW w:type="dxa" w:w="4252"/>
           </w:tcPr>
           <w:p>
             <w:pPr>
@@ -2677,7 +2692,7 @@
       <w:tr>
         <w:tc>
           <w:tcPr>
-            <w:tcW w:type="dxa" w:w="3324"/>
+            <w:tcW w:type="dxa" w:w="680"/>
           </w:tcPr>
           <w:p>
             <w:pPr>
@@ -2696,7 +2711,7 @@
         </w:tc>
         <w:tc>
           <w:tcPr>
-            <w:tcW w:type="dxa" w:w="3324"/>
+            <w:tcW w:type="dxa" w:w="4536"/>
           </w:tcPr>
           <w:p>
             <w:pPr>
@@ -2715,7 +2730,7 @@
         </w:tc>
         <w:tc>
           <w:tcPr>
-            <w:tcW w:type="dxa" w:w="3324"/>
+            <w:tcW w:type="dxa" w:w="4252"/>
           </w:tcPr>
           <w:p>
             <w:pPr>
@@ -2735,7 +2750,7 @@
       <w:tr>
         <w:tc>
           <w:tcPr>
-            <w:tcW w:type="dxa" w:w="3324"/>
+            <w:tcW w:type="dxa" w:w="680"/>
           </w:tcPr>
           <w:p>
             <w:pPr>
@@ -2754,7 +2769,7 @@
         </w:tc>
         <w:tc>
           <w:tcPr>
-            <w:tcW w:type="dxa" w:w="3324"/>
+            <w:tcW w:type="dxa" w:w="4536"/>
           </w:tcPr>
           <w:p>
             <w:pPr>
@@ -2773,7 +2788,7 @@
         </w:tc>
         <w:tc>
           <w:tcPr>
-            <w:tcW w:type="dxa" w:w="3324"/>
+            <w:tcW w:type="dxa" w:w="4252"/>
           </w:tcPr>
           <w:p>
             <w:pPr>
@@ -2793,7 +2808,7 @@
       <w:tr>
         <w:tc>
           <w:tcPr>
-            <w:tcW w:type="dxa" w:w="3324"/>
+            <w:tcW w:type="dxa" w:w="680"/>
           </w:tcPr>
           <w:p>
             <w:pPr>
@@ -2812,7 +2827,7 @@
         </w:tc>
         <w:tc>
           <w:tcPr>
-            <w:tcW w:type="dxa" w:w="3324"/>
+            <w:tcW w:type="dxa" w:w="4536"/>
           </w:tcPr>
           <w:p>
             <w:pPr>
@@ -2831,7 +2846,7 @@
         </w:tc>
         <w:tc>
           <w:tcPr>
-            <w:tcW w:type="dxa" w:w="3324"/>
+            <w:tcW w:type="dxa" w:w="4252"/>
           </w:tcPr>
           <w:p>
             <w:pPr>
@@ -2851,7 +2866,7 @@
       <w:tr>
         <w:tc>
           <w:tcPr>
-            <w:tcW w:type="dxa" w:w="3324"/>
+            <w:tcW w:type="dxa" w:w="680"/>
           </w:tcPr>
           <w:p>
             <w:pPr>
@@ -2870,7 +2885,7 @@
         </w:tc>
         <w:tc>
           <w:tcPr>
-            <w:tcW w:type="dxa" w:w="3324"/>
+            <w:tcW w:type="dxa" w:w="4536"/>
           </w:tcPr>
           <w:p>
             <w:pPr>
@@ -2889,7 +2904,7 @@
         </w:tc>
         <w:tc>
           <w:tcPr>
-            <w:tcW w:type="dxa" w:w="3324"/>
+            <w:tcW w:type="dxa" w:w="4252"/>
           </w:tcPr>
           <w:p>
             <w:pPr>
@@ -2909,7 +2924,7 @@
       <w:tr>
         <w:tc>
           <w:tcPr>
-            <w:tcW w:type="dxa" w:w="3324"/>
+            <w:tcW w:type="dxa" w:w="680"/>
           </w:tcPr>
           <w:p>
             <w:pPr>
@@ -2928,7 +2943,7 @@
         </w:tc>
         <w:tc>
           <w:tcPr>
-            <w:tcW w:type="dxa" w:w="3324"/>
+            <w:tcW w:type="dxa" w:w="4536"/>
           </w:tcPr>
           <w:p>
             <w:pPr>
@@ -2947,7 +2962,7 @@
         </w:tc>
         <w:tc>
           <w:tcPr>
-            <w:tcW w:type="dxa" w:w="3324"/>
+            <w:tcW w:type="dxa" w:w="4252"/>
           </w:tcPr>
           <w:p>
             <w:pPr>
@@ -2967,7 +2982,7 @@
       <w:tr>
         <w:tc>
           <w:tcPr>
-            <w:tcW w:type="dxa" w:w="3324"/>
+            <w:tcW w:type="dxa" w:w="680"/>
           </w:tcPr>
           <w:p>
             <w:pPr>
@@ -2986,7 +3001,7 @@
         </w:tc>
         <w:tc>
           <w:tcPr>
-            <w:tcW w:type="dxa" w:w="3324"/>
+            <w:tcW w:type="dxa" w:w="4536"/>
           </w:tcPr>
           <w:p>
             <w:pPr>
@@ -3005,7 +3020,7 @@
         </w:tc>
         <w:tc>
           <w:tcPr>
-            <w:tcW w:type="dxa" w:w="3324"/>
+            <w:tcW w:type="dxa" w:w="4252"/>
           </w:tcPr>
           <w:p>
             <w:pPr>
@@ -3025,7 +3040,7 @@
       <w:tr>
         <w:tc>
           <w:tcPr>
-            <w:tcW w:type="dxa" w:w="3324"/>
+            <w:tcW w:type="dxa" w:w="680"/>
           </w:tcPr>
           <w:p>
             <w:pPr>
@@ -3044,7 +3059,7 @@
         </w:tc>
         <w:tc>
           <w:tcPr>
-            <w:tcW w:type="dxa" w:w="3324"/>
+            <w:tcW w:type="dxa" w:w="4536"/>
           </w:tcPr>
           <w:p>
             <w:pPr>
@@ -3063,7 +3078,7 @@
         </w:tc>
         <w:tc>
           <w:tcPr>
-            <w:tcW w:type="dxa" w:w="3324"/>
+            <w:tcW w:type="dxa" w:w="4252"/>
           </w:tcPr>
           <w:p>
             <w:pPr>
@@ -3083,7 +3098,7 @@
       <w:tr>
         <w:tc>
           <w:tcPr>
-            <w:tcW w:type="dxa" w:w="3324"/>
+            <w:tcW w:type="dxa" w:w="680"/>
           </w:tcPr>
           <w:p>
             <w:pPr>
@@ -3102,7 +3117,7 @@
         </w:tc>
         <w:tc>
           <w:tcPr>
-            <w:tcW w:type="dxa" w:w="3324"/>
+            <w:tcW w:type="dxa" w:w="4536"/>
           </w:tcPr>
           <w:p>
             <w:pPr>
@@ -3121,7 +3136,7 @@
         </w:tc>
         <w:tc>
           <w:tcPr>
-            <w:tcW w:type="dxa" w:w="3324"/>
+            <w:tcW w:type="dxa" w:w="4252"/>
           </w:tcPr>
           <w:p>
             <w:pPr>
@@ -3141,7 +3156,7 @@
       <w:tr>
         <w:tc>
           <w:tcPr>
-            <w:tcW w:type="dxa" w:w="3324"/>
+            <w:tcW w:type="dxa" w:w="680"/>
           </w:tcPr>
           <w:p>
             <w:pPr>
@@ -3160,7 +3175,7 @@
         </w:tc>
         <w:tc>
           <w:tcPr>
-            <w:tcW w:type="dxa" w:w="3324"/>
+            <w:tcW w:type="dxa" w:w="4536"/>
           </w:tcPr>
           <w:p>
             <w:pPr>
@@ -3179,7 +3194,7 @@
         </w:tc>
         <w:tc>
           <w:tcPr>
-            <w:tcW w:type="dxa" w:w="3324"/>
+            <w:tcW w:type="dxa" w:w="4252"/>
           </w:tcPr>
           <w:p>
             <w:pPr>
@@ -3199,7 +3214,7 @@
       <w:tr>
         <w:tc>
           <w:tcPr>
-            <w:tcW w:type="dxa" w:w="3324"/>
+            <w:tcW w:type="dxa" w:w="680"/>
           </w:tcPr>
           <w:p>
             <w:pPr>
@@ -3218,7 +3233,7 @@
         </w:tc>
         <w:tc>
           <w:tcPr>
-            <w:tcW w:type="dxa" w:w="3324"/>
+            <w:tcW w:type="dxa" w:w="4536"/>
           </w:tcPr>
           <w:p>
             <w:pPr>
@@ -3237,7 +3252,7 @@
         </w:tc>
         <w:tc>
           <w:tcPr>
-            <w:tcW w:type="dxa" w:w="3324"/>
+            <w:tcW w:type="dxa" w:w="4252"/>
           </w:tcPr>
           <w:p>
             <w:pPr>
@@ -3257,7 +3272,7 @@
       <w:tr>
         <w:tc>
           <w:tcPr>
-            <w:tcW w:type="dxa" w:w="3324"/>
+            <w:tcW w:type="dxa" w:w="680"/>
           </w:tcPr>
           <w:p>
             <w:pPr>
@@ -3276,7 +3291,7 @@
         </w:tc>
         <w:tc>
           <w:tcPr>
-            <w:tcW w:type="dxa" w:w="3324"/>
+            <w:tcW w:type="dxa" w:w="4536"/>
           </w:tcPr>
           <w:p>
             <w:pPr>
@@ -3295,7 +3310,7 @@
         </w:tc>
         <w:tc>
           <w:tcPr>
-            <w:tcW w:type="dxa" w:w="3324"/>
+            <w:tcW w:type="dxa" w:w="4252"/>
           </w:tcPr>
           <w:p>
             <w:pPr>
@@ -3315,7 +3330,7 @@
       <w:tr>
         <w:tc>
           <w:tcPr>
-            <w:tcW w:type="dxa" w:w="3324"/>
+            <w:tcW w:type="dxa" w:w="680"/>
           </w:tcPr>
           <w:p>
             <w:pPr>
@@ -3334,7 +3349,7 @@
         </w:tc>
         <w:tc>
           <w:tcPr>
-            <w:tcW w:type="dxa" w:w="3324"/>
+            <w:tcW w:type="dxa" w:w="4536"/>
           </w:tcPr>
           <w:p>
             <w:pPr>
@@ -3353,7 +3368,7 @@
         </w:tc>
         <w:tc>
           <w:tcPr>
-            <w:tcW w:type="dxa" w:w="3324"/>
+            <w:tcW w:type="dxa" w:w="4252"/>
           </w:tcPr>
           <w:p>
             <w:pPr>
@@ -3373,7 +3388,7 @@
       <w:tr>
         <w:tc>
           <w:tcPr>
-            <w:tcW w:type="dxa" w:w="3324"/>
+            <w:tcW w:type="dxa" w:w="680"/>
           </w:tcPr>
           <w:p>
             <w:pPr>
@@ -3392,7 +3407,7 @@
         </w:tc>
         <w:tc>
           <w:tcPr>
-            <w:tcW w:type="dxa" w:w="3324"/>
+            <w:tcW w:type="dxa" w:w="4536"/>
           </w:tcPr>
           <w:p>
             <w:pPr>
@@ -3411,7 +3426,7 @@
         </w:tc>
         <w:tc>
           <w:tcPr>
-            <w:tcW w:type="dxa" w:w="3324"/>
+            <w:tcW w:type="dxa" w:w="4252"/>
           </w:tcPr>
           <w:p>
             <w:pPr>
@@ -3431,7 +3446,7 @@
       <w:tr>
         <w:tc>
           <w:tcPr>
-            <w:tcW w:type="dxa" w:w="3324"/>
+            <w:tcW w:type="dxa" w:w="680"/>
           </w:tcPr>
           <w:p>
             <w:pPr>
@@ -3450,7 +3465,7 @@
         </w:tc>
         <w:tc>
           <w:tcPr>
-            <w:tcW w:type="dxa" w:w="3324"/>
+            <w:tcW w:type="dxa" w:w="4536"/>
           </w:tcPr>
           <w:p>
             <w:pPr>
@@ -3469,7 +3484,7 @@
         </w:tc>
         <w:tc>
           <w:tcPr>
-            <w:tcW w:type="dxa" w:w="3324"/>
+            <w:tcW w:type="dxa" w:w="4252"/>
           </w:tcPr>
           <w:p>
             <w:pPr>
@@ -3489,7 +3504,7 @@
       <w:tr>
         <w:tc>
           <w:tcPr>
-            <w:tcW w:type="dxa" w:w="3324"/>
+            <w:tcW w:type="dxa" w:w="680"/>
           </w:tcPr>
           <w:p>
             <w:pPr>
@@ -3508,7 +3523,7 @@
         </w:tc>
         <w:tc>
           <w:tcPr>
-            <w:tcW w:type="dxa" w:w="3324"/>
+            <w:tcW w:type="dxa" w:w="4536"/>
           </w:tcPr>
           <w:p>
             <w:pPr>
@@ -3527,7 +3542,7 @@
         </w:tc>
         <w:tc>
           <w:tcPr>
-            <w:tcW w:type="dxa" w:w="3324"/>
+            <w:tcW w:type="dxa" w:w="4252"/>
           </w:tcPr>
           <w:p>
             <w:pPr>
@@ -3547,7 +3562,7 @@
       <w:tr>
         <w:tc>
           <w:tcPr>
-            <w:tcW w:type="dxa" w:w="3324"/>
+            <w:tcW w:type="dxa" w:w="680"/>
           </w:tcPr>
           <w:p>
             <w:pPr>
@@ -3566,7 +3581,7 @@
         </w:tc>
         <w:tc>
           <w:tcPr>
-            <w:tcW w:type="dxa" w:w="3324"/>
+            <w:tcW w:type="dxa" w:w="4536"/>
           </w:tcPr>
           <w:p>
             <w:pPr>
@@ -3585,7 +3600,7 @@
         </w:tc>
         <w:tc>
           <w:tcPr>
-            <w:tcW w:type="dxa" w:w="3324"/>
+            <w:tcW w:type="dxa" w:w="4252"/>
           </w:tcPr>
           <w:p>
             <w:pPr>
@@ -3605,7 +3620,7 @@
       <w:tr>
         <w:tc>
           <w:tcPr>
-            <w:tcW w:type="dxa" w:w="3324"/>
+            <w:tcW w:type="dxa" w:w="680"/>
           </w:tcPr>
           <w:p>
             <w:pPr>
@@ -3624,7 +3639,7 @@
         </w:tc>
         <w:tc>
           <w:tcPr>
-            <w:tcW w:type="dxa" w:w="3324"/>
+            <w:tcW w:type="dxa" w:w="4536"/>
           </w:tcPr>
           <w:p>
             <w:pPr>
@@ -3643,7 +3658,7 @@
         </w:tc>
         <w:tc>
           <w:tcPr>
-            <w:tcW w:type="dxa" w:w="3324"/>
+            <w:tcW w:type="dxa" w:w="4252"/>
           </w:tcPr>
           <w:p>
             <w:pPr>
@@ -3663,7 +3678,7 @@
       <w:tr>
         <w:tc>
           <w:tcPr>
-            <w:tcW w:type="dxa" w:w="3324"/>
+            <w:tcW w:type="dxa" w:w="680"/>
           </w:tcPr>
           <w:p>
             <w:pPr>
@@ -3682,7 +3697,7 @@
         </w:tc>
         <w:tc>
           <w:tcPr>
-            <w:tcW w:type="dxa" w:w="3324"/>
+            <w:tcW w:type="dxa" w:w="4536"/>
           </w:tcPr>
           <w:p>
             <w:pPr>
@@ -3701,7 +3716,7 @@
         </w:tc>
         <w:tc>
           <w:tcPr>
-            <w:tcW w:type="dxa" w:w="3324"/>
+            <w:tcW w:type="dxa" w:w="4252"/>
           </w:tcPr>
           <w:p>
             <w:pPr>
@@ -3721,7 +3736,7 @@
       <w:tr>
         <w:tc>
           <w:tcPr>
-            <w:tcW w:type="dxa" w:w="3324"/>
+            <w:tcW w:type="dxa" w:w="680"/>
           </w:tcPr>
           <w:p>
             <w:pPr>
@@ -3740,7 +3755,7 @@
         </w:tc>
         <w:tc>
           <w:tcPr>
-            <w:tcW w:type="dxa" w:w="3324"/>
+            <w:tcW w:type="dxa" w:w="4536"/>
           </w:tcPr>
           <w:p>
             <w:pPr>
@@ -3759,7 +3774,7 @@
         </w:tc>
         <w:tc>
           <w:tcPr>
-            <w:tcW w:type="dxa" w:w="3324"/>
+            <w:tcW w:type="dxa" w:w="4252"/>
           </w:tcPr>
           <w:p>
             <w:pPr>
@@ -3779,7 +3794,7 @@
       <w:tr>
         <w:tc>
           <w:tcPr>
-            <w:tcW w:type="dxa" w:w="3324"/>
+            <w:tcW w:type="dxa" w:w="680"/>
           </w:tcPr>
           <w:p>
             <w:pPr>
@@ -3798,7 +3813,7 @@
         </w:tc>
         <w:tc>
           <w:tcPr>
-            <w:tcW w:type="dxa" w:w="3324"/>
+            <w:tcW w:type="dxa" w:w="4536"/>
           </w:tcPr>
           <w:p>
             <w:pPr>
@@ -3817,7 +3832,7 @@
         </w:tc>
         <w:tc>
           <w:tcPr>
-            <w:tcW w:type="dxa" w:w="3324"/>
+            <w:tcW w:type="dxa" w:w="4252"/>
           </w:tcPr>
           <w:p>
             <w:pPr>
@@ -3837,7 +3852,7 @@
       <w:tr>
         <w:tc>
           <w:tcPr>
-            <w:tcW w:type="dxa" w:w="3324"/>
+            <w:tcW w:type="dxa" w:w="680"/>
           </w:tcPr>
           <w:p>
             <w:pPr>
@@ -3856,7 +3871,7 @@
         </w:tc>
         <w:tc>
           <w:tcPr>
-            <w:tcW w:type="dxa" w:w="3324"/>
+            <w:tcW w:type="dxa" w:w="4536"/>
           </w:tcPr>
           <w:p>
             <w:pPr>
@@ -3875,7 +3890,7 @@
         </w:tc>
         <w:tc>
           <w:tcPr>
-            <w:tcW w:type="dxa" w:w="3324"/>
+            <w:tcW w:type="dxa" w:w="4252"/>
           </w:tcPr>
           <w:p>
             <w:pPr>
@@ -3895,7 +3910,7 @@
       <w:tr>
         <w:tc>
           <w:tcPr>
-            <w:tcW w:type="dxa" w:w="3324"/>
+            <w:tcW w:type="dxa" w:w="680"/>
           </w:tcPr>
           <w:p>
             <w:pPr>
@@ -3914,7 +3929,7 @@
         </w:tc>
         <w:tc>
           <w:tcPr>
-            <w:tcW w:type="dxa" w:w="3324"/>
+            <w:tcW w:type="dxa" w:w="4536"/>
           </w:tcPr>
           <w:p>
             <w:pPr>
@@ -3933,7 +3948,7 @@
         </w:tc>
         <w:tc>
           <w:tcPr>
-            <w:tcW w:type="dxa" w:w="3324"/>
+            <w:tcW w:type="dxa" w:w="4252"/>
           </w:tcPr>
           <w:p>
             <w:pPr>
@@ -3953,7 +3968,7 @@
       <w:tr>
         <w:tc>
           <w:tcPr>
-            <w:tcW w:type="dxa" w:w="3324"/>
+            <w:tcW w:type="dxa" w:w="680"/>
           </w:tcPr>
           <w:p>
             <w:pPr>
@@ -3972,7 +3987,7 @@
         </w:tc>
         <w:tc>
           <w:tcPr>
-            <w:tcW w:type="dxa" w:w="3324"/>
+            <w:tcW w:type="dxa" w:w="4536"/>
           </w:tcPr>
           <w:p>
             <w:pPr>
@@ -3991,7 +4006,7 @@
         </w:tc>
         <w:tc>
           <w:tcPr>
-            <w:tcW w:type="dxa" w:w="3324"/>
+            <w:tcW w:type="dxa" w:w="4252"/>
           </w:tcPr>
           <w:p>
             <w:pPr>
@@ -4011,7 +4026,7 @@
       <w:tr>
         <w:tc>
           <w:tcPr>
-            <w:tcW w:type="dxa" w:w="3324"/>
+            <w:tcW w:type="dxa" w:w="680"/>
           </w:tcPr>
           <w:p>
             <w:pPr>
@@ -4030,7 +4045,7 @@
         </w:tc>
         <w:tc>
           <w:tcPr>
-            <w:tcW w:type="dxa" w:w="3324"/>
+            <w:tcW w:type="dxa" w:w="4536"/>
           </w:tcPr>
           <w:p>
             <w:pPr>
@@ -4049,7 +4064,7 @@
         </w:tc>
         <w:tc>
           <w:tcPr>
-            <w:tcW w:type="dxa" w:w="3324"/>
+            <w:tcW w:type="dxa" w:w="4252"/>
           </w:tcPr>
           <w:p>
             <w:pPr>
@@ -4069,7 +4084,7 @@
       <w:tr>
         <w:tc>
           <w:tcPr>
-            <w:tcW w:type="dxa" w:w="3324"/>
+            <w:tcW w:type="dxa" w:w="680"/>
           </w:tcPr>
           <w:p>
             <w:pPr>
@@ -4088,7 +4103,7 @@
         </w:tc>
         <w:tc>
           <w:tcPr>
-            <w:tcW w:type="dxa" w:w="3324"/>
+            <w:tcW w:type="dxa" w:w="4536"/>
           </w:tcPr>
           <w:p>
             <w:pPr>
@@ -4107,7 +4122,7 @@
         </w:tc>
         <w:tc>
           <w:tcPr>
-            <w:tcW w:type="dxa" w:w="3324"/>
+            <w:tcW w:type="dxa" w:w="4252"/>
           </w:tcPr>
           <w:p>
             <w:pPr>
@@ -4127,7 +4142,7 @@
       <w:tr>
         <w:tc>
           <w:tcPr>
-            <w:tcW w:type="dxa" w:w="3324"/>
+            <w:tcW w:type="dxa" w:w="680"/>
           </w:tcPr>
           <w:p>
             <w:pPr>
@@ -4146,7 +4161,7 @@
         </w:tc>
         <w:tc>
           <w:tcPr>
-            <w:tcW w:type="dxa" w:w="3324"/>
+            <w:tcW w:type="dxa" w:w="4536"/>
           </w:tcPr>
           <w:p>
             <w:pPr>
@@ -4165,7 +4180,7 @@
         </w:tc>
         <w:tc>
           <w:tcPr>
-            <w:tcW w:type="dxa" w:w="3324"/>
+            <w:tcW w:type="dxa" w:w="4252"/>
           </w:tcPr>
           <w:p>
             <w:pPr>
@@ -4185,7 +4200,7 @@
       <w:tr>
         <w:tc>
           <w:tcPr>
-            <w:tcW w:type="dxa" w:w="3324"/>
+            <w:tcW w:type="dxa" w:w="680"/>
           </w:tcPr>
           <w:p>
             <w:pPr>
@@ -4204,7 +4219,7 @@
         </w:tc>
         <w:tc>
           <w:tcPr>
-            <w:tcW w:type="dxa" w:w="3324"/>
+            <w:tcW w:type="dxa" w:w="4536"/>
           </w:tcPr>
           <w:p>
             <w:pPr>
@@ -4223,7 +4238,7 @@
         </w:tc>
         <w:tc>
           <w:tcPr>
-            <w:tcW w:type="dxa" w:w="3324"/>
+            <w:tcW w:type="dxa" w:w="4252"/>
           </w:tcPr>
           <w:p>
             <w:pPr>
@@ -4243,7 +4258,7 @@
       <w:tr>
         <w:tc>
           <w:tcPr>
-            <w:tcW w:type="dxa" w:w="3324"/>
+            <w:tcW w:type="dxa" w:w="680"/>
           </w:tcPr>
           <w:p>
             <w:pPr>
@@ -4262,7 +4277,7 @@
         </w:tc>
         <w:tc>
           <w:tcPr>
-            <w:tcW w:type="dxa" w:w="3324"/>
+            <w:tcW w:type="dxa" w:w="4536"/>
           </w:tcPr>
           <w:p>
             <w:pPr>
@@ -4281,7 +4296,7 @@
         </w:tc>
         <w:tc>
           <w:tcPr>
-            <w:tcW w:type="dxa" w:w="3324"/>
+            <w:tcW w:type="dxa" w:w="4252"/>
           </w:tcPr>
           <w:p>
             <w:pPr>
@@ -4301,7 +4316,7 @@
       <w:tr>
         <w:tc>
           <w:tcPr>
-            <w:tcW w:type="dxa" w:w="3324"/>
+            <w:tcW w:type="dxa" w:w="680"/>
           </w:tcPr>
           <w:p>
             <w:pPr>
@@ -4320,7 +4335,7 @@
         </w:tc>
         <w:tc>
           <w:tcPr>
-            <w:tcW w:type="dxa" w:w="3324"/>
+            <w:tcW w:type="dxa" w:w="4536"/>
           </w:tcPr>
           <w:p>
             <w:pPr>
@@ -4339,7 +4354,7 @@
         </w:tc>
         <w:tc>
           <w:tcPr>
-            <w:tcW w:type="dxa" w:w="3324"/>
+            <w:tcW w:type="dxa" w:w="4252"/>
           </w:tcPr>
           <w:p>
             <w:pPr>
@@ -4359,7 +4374,7 @@
       <w:tr>
         <w:tc>
           <w:tcPr>
-            <w:tcW w:type="dxa" w:w="3324"/>
+            <w:tcW w:type="dxa" w:w="680"/>
           </w:tcPr>
           <w:p>
             <w:pPr>
@@ -4378,7 +4393,7 @@
         </w:tc>
         <w:tc>
           <w:tcPr>
-            <w:tcW w:type="dxa" w:w="3324"/>
+            <w:tcW w:type="dxa" w:w="4536"/>
           </w:tcPr>
           <w:p>
             <w:pPr>
@@ -4397,7 +4412,7 @@
         </w:tc>
         <w:tc>
           <w:tcPr>
-            <w:tcW w:type="dxa" w:w="3324"/>
+            <w:tcW w:type="dxa" w:w="4252"/>
           </w:tcPr>
           <w:p>
             <w:pPr>
@@ -4417,7 +4432,7 @@
       <w:tr>
         <w:tc>
           <w:tcPr>
-            <w:tcW w:type="dxa" w:w="3324"/>
+            <w:tcW w:type="dxa" w:w="680"/>
           </w:tcPr>
           <w:p>
             <w:pPr>
@@ -4436,7 +4451,7 @@
         </w:tc>
         <w:tc>
           <w:tcPr>
-            <w:tcW w:type="dxa" w:w="3324"/>
+            <w:tcW w:type="dxa" w:w="4536"/>
           </w:tcPr>
           <w:p>
             <w:pPr>
@@ -4455,7 +4470,7 @@
         </w:tc>
         <w:tc>
           <w:tcPr>
-            <w:tcW w:type="dxa" w:w="3324"/>
+            <w:tcW w:type="dxa" w:w="4252"/>
           </w:tcPr>
           <w:p>
             <w:pPr>
@@ -4475,7 +4490,7 @@
       <w:tr>
         <w:tc>
           <w:tcPr>
-            <w:tcW w:type="dxa" w:w="3324"/>
+            <w:tcW w:type="dxa" w:w="680"/>
           </w:tcPr>
           <w:p>
             <w:pPr>
@@ -4494,7 +4509,7 @@
         </w:tc>
         <w:tc>
           <w:tcPr>
-            <w:tcW w:type="dxa" w:w="3324"/>
+            <w:tcW w:type="dxa" w:w="4536"/>
           </w:tcPr>
           <w:p>
             <w:pPr>
@@ -4513,7 +4528,7 @@
         </w:tc>
         <w:tc>
           <w:tcPr>
-            <w:tcW w:type="dxa" w:w="3324"/>
+            <w:tcW w:type="dxa" w:w="4252"/>
           </w:tcPr>
           <w:p>
             <w:pPr>
@@ -4533,7 +4548,7 @@
       <w:tr>
         <w:tc>
           <w:tcPr>
-            <w:tcW w:type="dxa" w:w="3324"/>
+            <w:tcW w:type="dxa" w:w="680"/>
           </w:tcPr>
           <w:p>
             <w:pPr>
@@ -4552,7 +4567,7 @@
         </w:tc>
         <w:tc>
           <w:tcPr>
-            <w:tcW w:type="dxa" w:w="3324"/>
+            <w:tcW w:type="dxa" w:w="4536"/>
           </w:tcPr>
           <w:p>
             <w:pPr>
@@ -4571,7 +4586,7 @@
         </w:tc>
         <w:tc>
           <w:tcPr>
-            <w:tcW w:type="dxa" w:w="3324"/>
+            <w:tcW w:type="dxa" w:w="4252"/>
           </w:tcPr>
           <w:p>
             <w:pPr>
@@ -4591,7 +4606,7 @@
       <w:tr>
         <w:tc>
           <w:tcPr>
-            <w:tcW w:type="dxa" w:w="3324"/>
+            <w:tcW w:type="dxa" w:w="680"/>
           </w:tcPr>
           <w:p>
             <w:pPr>
@@ -4610,7 +4625,7 @@
         </w:tc>
         <w:tc>
           <w:tcPr>
-            <w:tcW w:type="dxa" w:w="3324"/>
+            <w:tcW w:type="dxa" w:w="4536"/>
           </w:tcPr>
           <w:p>
             <w:pPr>
@@ -4629,7 +4644,7 @@
         </w:tc>
         <w:tc>
           <w:tcPr>
-            <w:tcW w:type="dxa" w:w="3324"/>
+            <w:tcW w:type="dxa" w:w="4252"/>
           </w:tcPr>
           <w:p>
             <w:pPr>
@@ -4649,7 +4664,7 @@
       <w:tr>
         <w:tc>
           <w:tcPr>
-            <w:tcW w:type="dxa" w:w="3324"/>
+            <w:tcW w:type="dxa" w:w="680"/>
           </w:tcPr>
           <w:p>
             <w:pPr>
@@ -4668,7 +4683,7 @@
         </w:tc>
         <w:tc>
           <w:tcPr>
-            <w:tcW w:type="dxa" w:w="3324"/>
+            <w:tcW w:type="dxa" w:w="4536"/>
           </w:tcPr>
           <w:p>
             <w:pPr>
@@ -4687,7 +4702,7 @@
         </w:tc>
         <w:tc>
           <w:tcPr>
-            <w:tcW w:type="dxa" w:w="3324"/>
+            <w:tcW w:type="dxa" w:w="4252"/>
           </w:tcPr>
           <w:p>
             <w:pPr>
@@ -4707,7 +4722,7 @@
       <w:tr>
         <w:tc>
           <w:tcPr>
-            <w:tcW w:type="dxa" w:w="3324"/>
+            <w:tcW w:type="dxa" w:w="680"/>
           </w:tcPr>
           <w:p>
             <w:pPr>
@@ -4726,7 +4741,7 @@
         </w:tc>
         <w:tc>
           <w:tcPr>
-            <w:tcW w:type="dxa" w:w="3324"/>
+            <w:tcW w:type="dxa" w:w="4536"/>
           </w:tcPr>
           <w:p>
             <w:pPr>
@@ -4745,7 +4760,7 @@
         </w:tc>
         <w:tc>
           <w:tcPr>
-            <w:tcW w:type="dxa" w:w="3324"/>
+            <w:tcW w:type="dxa" w:w="4252"/>
           </w:tcPr>
           <w:p>
             <w:pPr>
@@ -4765,7 +4780,7 @@
       <w:tr>
         <w:tc>
           <w:tcPr>
-            <w:tcW w:type="dxa" w:w="3324"/>
+            <w:tcW w:type="dxa" w:w="680"/>
           </w:tcPr>
           <w:p>
             <w:pPr>
@@ -4784,7 +4799,7 @@
         </w:tc>
         <w:tc>
           <w:tcPr>
-            <w:tcW w:type="dxa" w:w="3324"/>
+            <w:tcW w:type="dxa" w:w="4536"/>
           </w:tcPr>
           <w:p>
             <w:pPr>
@@ -4803,7 +4818,7 @@
         </w:tc>
         <w:tc>
           <w:tcPr>
-            <w:tcW w:type="dxa" w:w="3324"/>
+            <w:tcW w:type="dxa" w:w="4252"/>
           </w:tcPr>
           <w:p>
             <w:pPr>
@@ -4823,7 +4838,7 @@
       <w:tr>
         <w:tc>
           <w:tcPr>
-            <w:tcW w:type="dxa" w:w="3324"/>
+            <w:tcW w:type="dxa" w:w="680"/>
           </w:tcPr>
           <w:p>
             <w:pPr>
@@ -4842,7 +4857,7 @@
         </w:tc>
         <w:tc>
           <w:tcPr>
-            <w:tcW w:type="dxa" w:w="3324"/>
+            <w:tcW w:type="dxa" w:w="4536"/>
           </w:tcPr>
           <w:p>
             <w:pPr>
@@ -4861,7 +4876,7 @@
         </w:tc>
         <w:tc>
           <w:tcPr>
-            <w:tcW w:type="dxa" w:w="3324"/>
+            <w:tcW w:type="dxa" w:w="4252"/>
           </w:tcPr>
           <w:p>
             <w:pPr>
@@ -4881,7 +4896,7 @@
       <w:tr>
         <w:tc>
           <w:tcPr>
-            <w:tcW w:type="dxa" w:w="3324"/>
+            <w:tcW w:type="dxa" w:w="680"/>
           </w:tcPr>
           <w:p>
             <w:pPr>
@@ -4900,7 +4915,7 @@
         </w:tc>
         <w:tc>
           <w:tcPr>
-            <w:tcW w:type="dxa" w:w="3324"/>
+            <w:tcW w:type="dxa" w:w="4536"/>
           </w:tcPr>
           <w:p>
             <w:pPr>
@@ -4919,7 +4934,7 @@
         </w:tc>
         <w:tc>
           <w:tcPr>
-            <w:tcW w:type="dxa" w:w="3324"/>
+            <w:tcW w:type="dxa" w:w="4252"/>
           </w:tcPr>
           <w:p>
             <w:pPr>
@@ -4939,7 +4954,7 @@
       <w:tr>
         <w:tc>
           <w:tcPr>
-            <w:tcW w:type="dxa" w:w="3324"/>
+            <w:tcW w:type="dxa" w:w="680"/>
           </w:tcPr>
           <w:p>
             <w:pPr>
@@ -4958,7 +4973,7 @@
         </w:tc>
         <w:tc>
           <w:tcPr>
-            <w:tcW w:type="dxa" w:w="3324"/>
+            <w:tcW w:type="dxa" w:w="4536"/>
           </w:tcPr>
           <w:p>
             <w:pPr>
@@ -4977,7 +4992,7 @@
         </w:tc>
         <w:tc>
           <w:tcPr>
-            <w:tcW w:type="dxa" w:w="3324"/>
+            <w:tcW w:type="dxa" w:w="4252"/>
           </w:tcPr>
           <w:p>
             <w:pPr>
@@ -4997,7 +5012,7 @@
       <w:tr>
         <w:tc>
           <w:tcPr>
-            <w:tcW w:type="dxa" w:w="3324"/>
+            <w:tcW w:type="dxa" w:w="680"/>
           </w:tcPr>
           <w:p>
             <w:pPr>
@@ -5016,7 +5031,7 @@
         </w:tc>
         <w:tc>
           <w:tcPr>
-            <w:tcW w:type="dxa" w:w="3324"/>
+            <w:tcW w:type="dxa" w:w="4536"/>
           </w:tcPr>
           <w:p>
             <w:pPr>
@@ -5035,7 +5050,7 @@
         </w:tc>
         <w:tc>
           <w:tcPr>
-            <w:tcW w:type="dxa" w:w="3324"/>
+            <w:tcW w:type="dxa" w:w="4252"/>
           </w:tcPr>
           <w:p>
             <w:pPr>
@@ -5055,7 +5070,7 @@
       <w:tr>
         <w:tc>
           <w:tcPr>
-            <w:tcW w:type="dxa" w:w="3324"/>
+            <w:tcW w:type="dxa" w:w="680"/>
           </w:tcPr>
           <w:p>
             <w:pPr>
@@ -5074,7 +5089,7 @@
         </w:tc>
         <w:tc>
           <w:tcPr>
-            <w:tcW w:type="dxa" w:w="3324"/>
+            <w:tcW w:type="dxa" w:w="4536"/>
           </w:tcPr>
           <w:p>
             <w:pPr>
@@ -5093,7 +5108,7 @@
         </w:tc>
         <w:tc>
           <w:tcPr>
-            <w:tcW w:type="dxa" w:w="3324"/>
+            <w:tcW w:type="dxa" w:w="4252"/>
           </w:tcPr>
           <w:p>
             <w:pPr>
@@ -5113,7 +5128,7 @@
       <w:tr>
         <w:tc>
           <w:tcPr>
-            <w:tcW w:type="dxa" w:w="3324"/>
+            <w:tcW w:type="dxa" w:w="680"/>
           </w:tcPr>
           <w:p>
             <w:pPr>
@@ -5132,7 +5147,7 @@
         </w:tc>
         <w:tc>
           <w:tcPr>
-            <w:tcW w:type="dxa" w:w="3324"/>
+            <w:tcW w:type="dxa" w:w="4536"/>
           </w:tcPr>
           <w:p>
             <w:pPr>
@@ -5151,7 +5166,7 @@
         </w:tc>
         <w:tc>
           <w:tcPr>
-            <w:tcW w:type="dxa" w:w="3324"/>
+            <w:tcW w:type="dxa" w:w="4252"/>
           </w:tcPr>
           <w:p>
             <w:pPr>
@@ -5171,7 +5186,7 @@
       <w:tr>
         <w:tc>
           <w:tcPr>
-            <w:tcW w:type="dxa" w:w="3324"/>
+            <w:tcW w:type="dxa" w:w="680"/>
           </w:tcPr>
           <w:p>
             <w:pPr>
@@ -5190,7 +5205,7 @@
         </w:tc>
         <w:tc>
           <w:tcPr>
-            <w:tcW w:type="dxa" w:w="3324"/>
+            <w:tcW w:type="dxa" w:w="4536"/>
           </w:tcPr>
           <w:p>
             <w:pPr>
@@ -5209,7 +5224,7 @@
         </w:tc>
         <w:tc>
           <w:tcPr>
-            <w:tcW w:type="dxa" w:w="3324"/>
+            <w:tcW w:type="dxa" w:w="4252"/>
           </w:tcPr>
           <w:p>
             <w:pPr>
@@ -5229,7 +5244,7 @@
       <w:tr>
         <w:tc>
           <w:tcPr>
-            <w:tcW w:type="dxa" w:w="3324"/>
+            <w:tcW w:type="dxa" w:w="680"/>
           </w:tcPr>
           <w:p>
             <w:pPr>
@@ -5248,7 +5263,7 @@
         </w:tc>
         <w:tc>
           <w:tcPr>
-            <w:tcW w:type="dxa" w:w="3324"/>
+            <w:tcW w:type="dxa" w:w="4536"/>
           </w:tcPr>
           <w:p>
             <w:pPr>
@@ -5267,7 +5282,7 @@
         </w:tc>
         <w:tc>
           <w:tcPr>
-            <w:tcW w:type="dxa" w:w="3324"/>
+            <w:tcW w:type="dxa" w:w="4252"/>
           </w:tcPr>
           <w:p>
             <w:pPr>
@@ -5287,7 +5302,7 @@
       <w:tr>
         <w:tc>
           <w:tcPr>
-            <w:tcW w:type="dxa" w:w="3324"/>
+            <w:tcW w:type="dxa" w:w="680"/>
           </w:tcPr>
           <w:p>
             <w:pPr>
@@ -5306,7 +5321,7 @@
         </w:tc>
         <w:tc>
           <w:tcPr>
-            <w:tcW w:type="dxa" w:w="3324"/>
+            <w:tcW w:type="dxa" w:w="4536"/>
           </w:tcPr>
           <w:p>
             <w:pPr>
@@ -5325,7 +5340,7 @@
         </w:tc>
         <w:tc>
           <w:tcPr>
-            <w:tcW w:type="dxa" w:w="3324"/>
+            <w:tcW w:type="dxa" w:w="4252"/>
           </w:tcPr>
           <w:p>
             <w:pPr>
@@ -5345,7 +5360,7 @@
       <w:tr>
         <w:tc>
           <w:tcPr>
-            <w:tcW w:type="dxa" w:w="3324"/>
+            <w:tcW w:type="dxa" w:w="680"/>
           </w:tcPr>
           <w:p>
             <w:pPr>
@@ -5364,7 +5379,7 @@
         </w:tc>
         <w:tc>
           <w:tcPr>
-            <w:tcW w:type="dxa" w:w="3324"/>
+            <w:tcW w:type="dxa" w:w="4536"/>
           </w:tcPr>
           <w:p>
             <w:pPr>
@@ -5383,7 +5398,7 @@
         </w:tc>
         <w:tc>
           <w:tcPr>
-            <w:tcW w:type="dxa" w:w="3324"/>
+            <w:tcW w:type="dxa" w:w="4252"/>
           </w:tcPr>
           <w:p>
             <w:pPr>
@@ -5872,6 +5887,7 @@
                 <w:i w:val="0"/>
                 <w:sz w:val="22"/>
               </w:rPr>
+              <w:t>wykład z elementami dyskusji z prezentacją multimedialną, wykład zaproszony; burza mózgów; rozwiązywanie zadań; analiza przypadków; prezentacje; praca w Unreal Engine; Kryteria oceny; Studenci prezentują swoje projekty (gry) i są oceniani przez publiczność punktowo:; Styl (1-10); Rozgrywka (1-10); Zabawa (1-10); Kreatywność (1-10); Ukończenie (1-10); Studenci opowiadają także o swoim wkładzie w projekt i przyznają sobie punkty za:; Wysiłek (1-10).; Następnie obliczana jest ocena grupowa. Każda osoba z grupy określa, czy jej ocena końcowa powinna być taka sama jak ocena grupowa, czy też powinna otrzymać ocenę wyższą lub niższą. Ocena ta staje się oceną końcową dla każdego ucznia.</w:t>
             </w:r>
           </w:p>
         </w:tc>
@@ -5929,6 +5945,7 @@
                 <w:i w:val="0"/>
                 <w:sz w:val="22"/>
               </w:rPr>
+              <w:t>wykład z elementami dyskusji z prezentacją multimedialną, wykład zaproszony; burza mózgów; rozwiązywanie zadań; analiza przypadków; prezentacje; praca w Unreal Engine; Kryteria oceny; Studenci prezentują swoje projekty (gry) i są oceniani przez publiczność punktowo:; Styl (1-10); Rozgrywka (1-10); Zabawa (1-10); Kreatywność (1-10); Ukończenie (1-10); Studenci opowiadają także o swoim wkładzie w projekt i przyznają sobie punkty za:; Wysiłek (1-10).; Następnie obliczana jest ocena grupowa. Każda osoba z grupy określa, czy jej ocena końcowa powinna być taka sama jak ocena grupowa, czy też powinna otrzymać ocenę wyższą lub niższą. Ocena ta staje się oceną końcową dla każdego ucznia.</w:t>
             </w:r>
           </w:p>
         </w:tc>
@@ -6091,6 +6108,7 @@
                 <w:i w:val="0"/>
                 <w:sz w:val="22"/>
               </w:rPr>
+              <w:t>wykład z elementami dyskusji z prezentacją multimedialną, wykład zaproszony; burza mózgów; rozwiązywanie zadań; analiza przypadków; prezentacje; praca w Unreal Engine; Kryteria oceny; Studenci prezentują swoje projekty (gry) i są oceniani przez publiczność punktowo:; Styl (1-10); Rozgrywka (1-10); Zabawa (1-10); Kreatywność (1-10); Ukończenie (1-10); Studenci opowiadają także o swoim wkładzie w projekt i przyznają sobie punkty za:; Wysiłek (1-10).; Następnie obliczana jest ocena grupowa. Każda osoba z grupy określa, czy jej ocena końcowa powinna być taka sama jak ocena grupowa, czy też powinna otrzymać ocenę wyższą lub niższą. Ocena ta staje się oceną końcową dla każdego ucznia.</w:t>
             </w:r>
           </w:p>
         </w:tc>
@@ -6148,6 +6166,7 @@
                 <w:i w:val="0"/>
                 <w:sz w:val="22"/>
               </w:rPr>
+              <w:t>wykład z elementami dyskusji z prezentacją multimedialną, wykład zaproszony; burza mózgów; rozwiązywanie zadań; analiza przypadków; prezentacje; praca w Unreal Engine; Kryteria oceny; Studenci prezentują swoje projekty (gry) i są oceniani przez publiczność punktowo:; Styl (1-10); Rozgrywka (1-10); Zabawa (1-10); Kreatywność (1-10); Ukończenie (1-10); Studenci opowiadają także o swoim wkładzie w projekt i przyznają sobie punkty za:; Wysiłek (1-10).; Następnie obliczana jest ocena grupowa. Każda osoba z grupy określa, czy jej ocena końcowa powinna być taka sama jak ocena grupowa, czy też powinna otrzymać ocenę wyższą lub niższą. Ocena ta staje się oceną końcową dla każdego ucznia.</w:t>
             </w:r>
           </w:p>
         </w:tc>
@@ -6205,6 +6224,7 @@
                 <w:i w:val="0"/>
                 <w:sz w:val="22"/>
               </w:rPr>
+              <w:t>wykład z elementami dyskusji z prezentacją multimedialną, wykład zaproszony; burza mózgów; rozwiązywanie zadań; analiza przypadków; prezentacje; praca w Unreal Engine; Kryteria oceny; Studenci prezentują swoje projekty (gry) i są oceniani przez publiczność punktowo:; Styl (1-10); Rozgrywka (1-10); Zabawa (1-10); Kreatywność (1-10); Ukończenie (1-10); Studenci opowiadają także o swoim wkładzie w projekt i przyznają sobie punkty za:; Wysiłek (1-10).; Następnie obliczana jest ocena grupowa. Każda osoba z grupy określa, czy jej ocena końcowa powinna być taka sama jak ocena grupowa, czy też powinna otrzymać ocenę wyższą lub niższą. Ocena ta staje się oceną końcową dla każdego ucznia.</w:t>
             </w:r>
           </w:p>
         </w:tc>
@@ -6262,6 +6282,7 @@
                 <w:i w:val="0"/>
                 <w:sz w:val="22"/>
               </w:rPr>
+              <w:t>wykład z elementami dyskusji z prezentacją multimedialną, wykład zaproszony; burza mózgów; rozwiązywanie zadań; analiza przypadków; prezentacje; praca w Unreal Engine; Kryteria oceny; Studenci prezentują swoje projekty (gry) i są oceniani przez publiczność punktowo:; Styl (1-10); Rozgrywka (1-10); Zabawa (1-10); Kreatywność (1-10); Ukończenie (1-10); Studenci opowiadają także o swoim wkładzie w projekt i przyznają sobie punkty za:; Wysiłek (1-10).; Następnie obliczana jest ocena grupowa. Każda osoba z grupy określa, czy jej ocena końcowa powinna być taka sama jak ocena grupowa, czy też powinna otrzymać ocenę wyższą lub niższą. Ocena ta staje się oceną końcową dla każdego ucznia.</w:t>
             </w:r>
           </w:p>
         </w:tc>
@@ -6319,6 +6340,7 @@
                 <w:i w:val="0"/>
                 <w:sz w:val="22"/>
               </w:rPr>
+              <w:t>wykład z elementami dyskusji z prezentacją multimedialną, wykład zaproszony; burza mózgów; rozwiązywanie zadań; analiza przypadków; prezentacje; praca w Unreal Engine; Kryteria oceny; Studenci prezentują swoje projekty (gry) i są oceniani przez publiczność punktowo:; Styl (1-10); Rozgrywka (1-10); Zabawa (1-10); Kreatywność (1-10); Ukończenie (1-10); Studenci opowiadają także o swoim wkładzie w projekt i przyznają sobie punkty za:; Wysiłek (1-10).; Następnie obliczana jest ocena grupowa. Każda osoba z grupy określa, czy jej ocena końcowa powinna być taka sama jak ocena grupowa, czy też powinna otrzymać ocenę wyższą lub niższą. Ocena ta staje się oceną końcową dla każdego ucznia.</w:t>
             </w:r>
           </w:p>
         </w:tc>
@@ -6481,6 +6503,7 @@
                 <w:i w:val="0"/>
                 <w:sz w:val="22"/>
               </w:rPr>
+              <w:t>wykład z elementami dyskusji z prezentacją multimedialną, wykład zaproszony; burza mózgów; rozwiązywanie zadań; analiza przypadków; prezentacje; praca w Unreal Engine; Kryteria oceny; Studenci prezentują swoje projekty (gry) i są oceniani przez publiczność punktowo:; Styl (1-10); Rozgrywka (1-10); Zabawa (1-10); Kreatywność (1-10); Ukończenie (1-10); Studenci opowiadają także o swoim wkładzie w projekt i przyznają sobie punkty za:; Wysiłek (1-10).; Następnie obliczana jest ocena grupowa. Każda osoba z grupy określa, czy jej ocena końcowa powinna być taka sama jak ocena grupowa, czy też powinna otrzymać ocenę wyższą lub niższą. Ocena ta staje się oceną końcową dla każdego ucznia.</w:t>
             </w:r>
           </w:p>
         </w:tc>
@@ -6538,6 +6561,7 @@
                 <w:i w:val="0"/>
                 <w:sz w:val="22"/>
               </w:rPr>
+              <w:t>wykład z elementami dyskusji z prezentacją multimedialną, wykład zaproszony; burza mózgów; rozwiązywanie zadań; analiza przypadków; prezentacje; praca w Unreal Engine; Kryteria oceny; Studenci prezentują swoje projekty (gry) i są oceniani przez publiczność punktowo:; Styl (1-10); Rozgrywka (1-10); Zabawa (1-10); Kreatywność (1-10); Ukończenie (1-10); Studenci opowiadają także o swoim wkładzie w projekt i przyznają sobie punkty za:; Wysiłek (1-10).; Następnie obliczana jest ocena grupowa. Każda osoba z grupy określa, czy jej ocena końcowa powinna być taka sama jak ocena grupowa, czy też powinna otrzymać ocenę wyższą lub niższą. Ocena ta staje się oceną końcową dla każdego ucznia.</w:t>
             </w:r>
           </w:p>
         </w:tc>
@@ -6595,6 +6619,7 @@
                 <w:i w:val="0"/>
                 <w:sz w:val="22"/>
               </w:rPr>
+              <w:t>wykład z elementami dyskusji z prezentacją multimedialną, wykład zaproszony; burza mózgów; rozwiązywanie zadań; analiza przypadków; prezentacje; praca w Unreal Engine; Kryteria oceny; Studenci prezentują swoje projekty (gry) i są oceniani przez publiczność punktowo:; Styl (1-10); Rozgrywka (1-10); Zabawa (1-10); Kreatywność (1-10); Ukończenie (1-10); Studenci opowiadają także o swoim wkładzie w projekt i przyznają sobie punkty za:; Wysiłek (1-10).; Następnie obliczana jest ocena grupowa. Każda osoba z grupy określa, czy jej ocena końcowa powinna być taka sama jak ocena grupowa, czy też powinna otrzymać ocenę wyższą lub niższą. Ocena ta staje się oceną końcową dla każdego ucznia.</w:t>
             </w:r>
           </w:p>
         </w:tc>
@@ -6652,6 +6677,7 @@
                 <w:i w:val="0"/>
                 <w:sz w:val="22"/>
               </w:rPr>
+              <w:t>wykład z elementami dyskusji z prezentacją multimedialną, wykład zaproszony; burza mózgów; rozwiązywanie zadań; analiza przypadków; prezentacje; praca w Unreal Engine; Kryteria oceny; Studenci prezentują swoje projekty (gry) i są oceniani przez publiczność punktowo:; Styl (1-10); Rozgrywka (1-10); Zabawa (1-10); Kreatywność (1-10); Ukończenie (1-10); Studenci opowiadają także o swoim wkładzie w projekt i przyznają sobie punkty za:; Wysiłek (1-10).; Następnie obliczana jest ocena grupowa. Każda osoba z grupy określa, czy jej ocena końcowa powinna być taka sama jak ocena grupowa, czy też powinna otrzymać ocenę wyższą lub niższą. Ocena ta staje się oceną końcową dla każdego ucznia.</w:t>
             </w:r>
           </w:p>
         </w:tc>
@@ -6709,6 +6735,7 @@
                 <w:i w:val="0"/>
                 <w:sz w:val="22"/>
               </w:rPr>
+              <w:t>wykład z elementami dyskusji z prezentacją multimedialną, wykład zaproszony; burza mózgów; rozwiązywanie zadań; analiza przypadków; prezentacje; praca w Unreal Engine; Kryteria oceny; Studenci prezentują swoje projekty (gry) i są oceniani przez publiczność punktowo:; Styl (1-10); Rozgrywka (1-10); Zabawa (1-10); Kreatywność (1-10); Ukończenie (1-10); Studenci opowiadają także o swoim wkładzie w projekt i przyznają sobie punkty za:; Wysiłek (1-10).; Następnie obliczana jest ocena grupowa. Każda osoba z grupy określa, czy jej ocena końcowa powinna być taka sama jak ocena grupowa, czy też powinna otrzymać ocenę wyższą lub niższą. Ocena ta staje się oceną końcową dla każdego ucznia.</w:t>
             </w:r>
           </w:p>
         </w:tc>
@@ -6814,62 +6841,6 @@
                 <w:sz w:val="16"/>
               </w:rPr>
               <w:t>Wyposażenie specjalistyczne konieczne do realizacji przedmiotu</w:t>
-            </w:r>
-          </w:p>
-        </w:tc>
-      </w:tr>
-      <w:tr>
-        <w:tc>
-          <w:tcPr>
-            <w:tcW w:type="dxa" w:w="3324"/>
-          </w:tcPr>
-          <w:p>
-            <w:pPr>
-              <w:spacing w:before="20" w:after="20"/>
-            </w:pPr>
-            <w:r>
-              <w:rPr>
-                <w:rFonts w:ascii="Aptos" w:hAnsi="Aptos"/>
-                <w:b w:val="0"/>
-                <w:i w:val="0"/>
-                <w:sz w:val="22"/>
-              </w:rPr>
-            </w:r>
-          </w:p>
-        </w:tc>
-        <w:tc>
-          <w:tcPr>
-            <w:tcW w:type="dxa" w:w="3324"/>
-          </w:tcPr>
-          <w:p>
-            <w:pPr>
-              <w:spacing w:before="20" w:after="20"/>
-            </w:pPr>
-            <w:r>
-              <w:rPr>
-                <w:rFonts w:ascii="Aptos" w:hAnsi="Aptos"/>
-                <w:b w:val="0"/>
-                <w:i w:val="0"/>
-                <w:sz w:val="22"/>
-              </w:rPr>
-            </w:r>
-          </w:p>
-        </w:tc>
-        <w:tc>
-          <w:tcPr>
-            <w:tcW w:type="dxa" w:w="3324"/>
-          </w:tcPr>
-          <w:p>
-            <w:pPr>
-              <w:spacing w:before="20" w:after="20"/>
-            </w:pPr>
-            <w:r>
-              <w:rPr>
-                <w:rFonts w:ascii="Aptos" w:hAnsi="Aptos"/>
-                <w:b w:val="0"/>
-                <w:i w:val="0"/>
-                <w:sz w:val="22"/>
-              </w:rPr>
             </w:r>
           </w:p>
         </w:tc>

--- a/public/assets/files/niestacjonarne/WG2.docx
+++ b/public/assets/files/niestacjonarne/WG2.docx
@@ -1155,6 +1155,7 @@
                 <w:i w:val="0"/>
                 <w:sz w:val="22"/>
               </w:rPr>
+              <w:t>Rozwijanie i doskonalenie gry komputerowej w Unreal Engine; praca w grupie; przygotowanie końcowej prezentacji projektu z pełną oceną styl/rozgrywka/zabawa/kreatywność.</w:t>
             </w:r>
           </w:p>
         </w:tc>
@@ -1265,7 +1266,97 @@
           <w:tcPr>
             <w:tcW w:type="dxa" w:w="9972"/>
           </w:tcPr>
-          <w:p/>
+          <w:p>
+            <w:pPr>
+              <w:spacing w:before="20" w:after="20"/>
+            </w:pPr>
+            <w:r>
+              <w:rPr>
+                <w:rFonts w:ascii="Aptos" w:hAnsi="Aptos"/>
+                <w:b/>
+                <w:sz w:val="22"/>
+              </w:rPr>
+              <w:t>Wykład:</w:t>
+            </w:r>
+          </w:p>
+          <w:p>
+            <w:pPr>
+              <w:spacing w:before="20" w:after="20"/>
+            </w:pPr>
+            <w:r>
+              <w:rPr>
+                <w:rFonts w:ascii="Aptos" w:hAnsi="Aptos"/>
+                <w:b w:val="0"/>
+                <w:sz w:val="22"/>
+              </w:rPr>
+              <w:t>• wykład z prezentacją multimedialną</w:t>
+            </w:r>
+          </w:p>
+          <w:p>
+            <w:pPr>
+              <w:spacing w:before="20" w:after="20"/>
+            </w:pPr>
+            <w:r>
+              <w:rPr>
+                <w:rFonts w:ascii="Aptos" w:hAnsi="Aptos"/>
+                <w:b w:val="0"/>
+                <w:sz w:val="22"/>
+              </w:rPr>
+              <w:t>• wykład konwersatoryjny (z elementami dyskusji)</w:t>
+            </w:r>
+          </w:p>
+          <w:p>
+            <w:pPr>
+              <w:spacing w:before="20" w:after="20"/>
+            </w:pPr>
+            <w:r>
+              <w:rPr>
+                <w:rFonts w:ascii="Aptos" w:hAnsi="Aptos"/>
+                <w:b/>
+                <w:sz w:val="22"/>
+              </w:rPr>
+              <w:t>Ćwiczenia / Laboratorium:</w:t>
+            </w:r>
+          </w:p>
+          <w:p>
+            <w:pPr>
+              <w:spacing w:before="20" w:after="20"/>
+            </w:pPr>
+            <w:r>
+              <w:rPr>
+                <w:rFonts w:ascii="Aptos" w:hAnsi="Aptos"/>
+                <w:b w:val="0"/>
+                <w:sz w:val="22"/>
+              </w:rPr>
+              <w:t>• metoda projektów (projekt praktyczny)</w:t>
+            </w:r>
+          </w:p>
+          <w:p>
+            <w:pPr>
+              <w:spacing w:before="20" w:after="20"/>
+            </w:pPr>
+            <w:r>
+              <w:rPr>
+                <w:rFonts w:ascii="Aptos" w:hAnsi="Aptos"/>
+                <w:b w:val="0"/>
+                <w:sz w:val="22"/>
+              </w:rPr>
+              <w:t>• praca w grupach</w:t>
+            </w:r>
+          </w:p>
+          <w:p>
+            <w:pPr>
+              <w:spacing w:before="20" w:after="20"/>
+            </w:pPr>
+            <w:r>
+              <w:rPr>
+                <w:rFonts w:ascii="Aptos" w:hAnsi="Aptos"/>
+                <w:b w:val="0"/>
+                <w:sz w:val="22"/>
+              </w:rPr>
+              <w:t>• burza mózgów</w:t>
+            </w:r>
+          </w:p>
         </w:tc>
       </w:tr>
     </w:tbl>
@@ -1514,189 +1605,10 @@
             <w:r>
               <w:rPr>
                 <w:rFonts w:ascii="Aptos" w:hAnsi="Aptos"/>
+                <w:b w:val="0"/>
+                <w:i w:val="0"/>
                 <w:sz w:val="22"/>
               </w:rPr>
-              <w:t>1. wykład z elementami dyskusji z prezentacją multimedialną, wykład zaproszony</w:t>
-            </w:r>
-          </w:p>
-          <w:p>
-            <w:pPr>
-              <w:spacing w:before="20" w:after="20"/>
-            </w:pPr>
-            <w:r>
-              <w:rPr>
-                <w:rFonts w:ascii="Aptos" w:hAnsi="Aptos"/>
-                <w:sz w:val="22"/>
-              </w:rPr>
-              <w:t>2. burza mózgów</w:t>
-            </w:r>
-          </w:p>
-          <w:p>
-            <w:pPr>
-              <w:spacing w:before="20" w:after="20"/>
-            </w:pPr>
-            <w:r>
-              <w:rPr>
-                <w:rFonts w:ascii="Aptos" w:hAnsi="Aptos"/>
-                <w:sz w:val="22"/>
-              </w:rPr>
-              <w:t>3. rozwiązywanie zadań</w:t>
-            </w:r>
-          </w:p>
-          <w:p>
-            <w:pPr>
-              <w:spacing w:before="20" w:after="20"/>
-            </w:pPr>
-            <w:r>
-              <w:rPr>
-                <w:rFonts w:ascii="Aptos" w:hAnsi="Aptos"/>
-                <w:sz w:val="22"/>
-              </w:rPr>
-              <w:t>4. analiza przypadków</w:t>
-            </w:r>
-          </w:p>
-          <w:p>
-            <w:pPr>
-              <w:spacing w:before="20" w:after="20"/>
-            </w:pPr>
-            <w:r>
-              <w:rPr>
-                <w:rFonts w:ascii="Aptos" w:hAnsi="Aptos"/>
-                <w:sz w:val="22"/>
-              </w:rPr>
-              <w:t>5. prezentacje</w:t>
-            </w:r>
-          </w:p>
-          <w:p>
-            <w:pPr>
-              <w:spacing w:before="20" w:after="20"/>
-            </w:pPr>
-            <w:r>
-              <w:rPr>
-                <w:rFonts w:ascii="Aptos" w:hAnsi="Aptos"/>
-                <w:sz w:val="22"/>
-              </w:rPr>
-              <w:t>6. praca w Unreal Engine</w:t>
-            </w:r>
-          </w:p>
-          <w:p>
-            <w:pPr>
-              <w:spacing w:before="20" w:after="20"/>
-            </w:pPr>
-            <w:r>
-              <w:rPr>
-                <w:rFonts w:ascii="Aptos" w:hAnsi="Aptos"/>
-                <w:sz w:val="22"/>
-              </w:rPr>
-              <w:t>7. Kryteria oceny</w:t>
-            </w:r>
-          </w:p>
-          <w:p>
-            <w:pPr>
-              <w:spacing w:before="20" w:after="20"/>
-            </w:pPr>
-            <w:r>
-              <w:rPr>
-                <w:rFonts w:ascii="Aptos" w:hAnsi="Aptos"/>
-                <w:sz w:val="22"/>
-              </w:rPr>
-              <w:t>8. Studenci prezentują swoje projekty (gry) i są oceniani przez publiczność punktowo:</w:t>
-            </w:r>
-          </w:p>
-          <w:p>
-            <w:pPr>
-              <w:spacing w:before="20" w:after="20"/>
-            </w:pPr>
-            <w:r>
-              <w:rPr>
-                <w:rFonts w:ascii="Aptos" w:hAnsi="Aptos"/>
-                <w:sz w:val="22"/>
-              </w:rPr>
-              <w:t>9. Styl (1-10)</w:t>
-            </w:r>
-          </w:p>
-          <w:p>
-            <w:pPr>
-              <w:spacing w:before="20" w:after="20"/>
-            </w:pPr>
-            <w:r>
-              <w:rPr>
-                <w:rFonts w:ascii="Aptos" w:hAnsi="Aptos"/>
-                <w:sz w:val="22"/>
-              </w:rPr>
-              <w:t>10. Rozgrywka (1-10)</w:t>
-            </w:r>
-          </w:p>
-          <w:p>
-            <w:pPr>
-              <w:spacing w:before="20" w:after="20"/>
-            </w:pPr>
-            <w:r>
-              <w:rPr>
-                <w:rFonts w:ascii="Aptos" w:hAnsi="Aptos"/>
-                <w:sz w:val="22"/>
-              </w:rPr>
-              <w:t>11. Zabawa (1-10)</w:t>
-            </w:r>
-          </w:p>
-          <w:p>
-            <w:pPr>
-              <w:spacing w:before="20" w:after="20"/>
-            </w:pPr>
-            <w:r>
-              <w:rPr>
-                <w:rFonts w:ascii="Aptos" w:hAnsi="Aptos"/>
-                <w:sz w:val="22"/>
-              </w:rPr>
-              <w:t>12. Kreatywność (1-10)</w:t>
-            </w:r>
-          </w:p>
-          <w:p>
-            <w:pPr>
-              <w:spacing w:before="20" w:after="20"/>
-            </w:pPr>
-            <w:r>
-              <w:rPr>
-                <w:rFonts w:ascii="Aptos" w:hAnsi="Aptos"/>
-                <w:sz w:val="22"/>
-              </w:rPr>
-              <w:t>13. Ukończenie (1-10)</w:t>
-            </w:r>
-          </w:p>
-          <w:p>
-            <w:pPr>
-              <w:spacing w:before="20" w:after="20"/>
-            </w:pPr>
-            <w:r>
-              <w:rPr>
-                <w:rFonts w:ascii="Aptos" w:hAnsi="Aptos"/>
-                <w:sz w:val="22"/>
-              </w:rPr>
-              <w:t>14. Studenci opowiadają także o swoim wkładzie w projekt i przyznają sobie punkty za:</w:t>
-            </w:r>
-          </w:p>
-          <w:p>
-            <w:pPr>
-              <w:spacing w:before="20" w:after="20"/>
-            </w:pPr>
-            <w:r>
-              <w:rPr>
-                <w:rFonts w:ascii="Aptos" w:hAnsi="Aptos"/>
-                <w:sz w:val="22"/>
-              </w:rPr>
-              <w:t>15. Wysiłek (1-10).</w:t>
-            </w:r>
-          </w:p>
-          <w:p>
-            <w:pPr>
-              <w:spacing w:before="20" w:after="20"/>
-            </w:pPr>
-            <w:r>
-              <w:rPr>
-                <w:rFonts w:ascii="Aptos" w:hAnsi="Aptos"/>
-                <w:sz w:val="22"/>
-              </w:rPr>
-              <w:t>16. Następnie obliczana jest ocena grupowa. Każda osoba z grupy określa, czy jej ocena końcowa powinna być taka sama jak ocena grupowa, czy też powinna otrzymać ocenę wyższą lub niższą. Ocena ta staje się oceną końcową dla każdego ucznia.</w:t>
             </w:r>
           </w:p>
         </w:tc>
@@ -1713,7 +1625,7 @@
                 <w:rFonts w:ascii="Aptos" w:hAnsi="Aptos"/>
                 <w:sz w:val="22"/>
               </w:rPr>
-              <w:t>1. wykład z elementami dyskusji z prezentacją multimedialną, wykład zaproszony</w:t>
+              <w:t>1. prezentacja projektu i dokumentacji</w:t>
             </w:r>
           </w:p>
           <w:p>
@@ -1725,175 +1637,7 @@
                 <w:rFonts w:ascii="Aptos" w:hAnsi="Aptos"/>
                 <w:sz w:val="22"/>
               </w:rPr>
-              <w:t>2. burza mózgów</w:t>
-            </w:r>
-          </w:p>
-          <w:p>
-            <w:pPr>
-              <w:spacing w:before="20" w:after="20"/>
-            </w:pPr>
-            <w:r>
-              <w:rPr>
-                <w:rFonts w:ascii="Aptos" w:hAnsi="Aptos"/>
-                <w:sz w:val="22"/>
-              </w:rPr>
-              <w:t>3. rozwiązywanie zadań</w:t>
-            </w:r>
-          </w:p>
-          <w:p>
-            <w:pPr>
-              <w:spacing w:before="20" w:after="20"/>
-            </w:pPr>
-            <w:r>
-              <w:rPr>
-                <w:rFonts w:ascii="Aptos" w:hAnsi="Aptos"/>
-                <w:sz w:val="22"/>
-              </w:rPr>
-              <w:t>4. analiza przypadków</w:t>
-            </w:r>
-          </w:p>
-          <w:p>
-            <w:pPr>
-              <w:spacing w:before="20" w:after="20"/>
-            </w:pPr>
-            <w:r>
-              <w:rPr>
-                <w:rFonts w:ascii="Aptos" w:hAnsi="Aptos"/>
-                <w:sz w:val="22"/>
-              </w:rPr>
-              <w:t>5. prezentacje</w:t>
-            </w:r>
-          </w:p>
-          <w:p>
-            <w:pPr>
-              <w:spacing w:before="20" w:after="20"/>
-            </w:pPr>
-            <w:r>
-              <w:rPr>
-                <w:rFonts w:ascii="Aptos" w:hAnsi="Aptos"/>
-                <w:sz w:val="22"/>
-              </w:rPr>
-              <w:t>6. praca w Unreal Engine</w:t>
-            </w:r>
-          </w:p>
-          <w:p>
-            <w:pPr>
-              <w:spacing w:before="20" w:after="20"/>
-            </w:pPr>
-            <w:r>
-              <w:rPr>
-                <w:rFonts w:ascii="Aptos" w:hAnsi="Aptos"/>
-                <w:sz w:val="22"/>
-              </w:rPr>
-              <w:t>7. Kryteria oceny</w:t>
-            </w:r>
-          </w:p>
-          <w:p>
-            <w:pPr>
-              <w:spacing w:before="20" w:after="20"/>
-            </w:pPr>
-            <w:r>
-              <w:rPr>
-                <w:rFonts w:ascii="Aptos" w:hAnsi="Aptos"/>
-                <w:sz w:val="22"/>
-              </w:rPr>
-              <w:t>8. Studenci prezentują swoje projekty (gry) i są oceniani przez publiczność punktowo:</w:t>
-            </w:r>
-          </w:p>
-          <w:p>
-            <w:pPr>
-              <w:spacing w:before="20" w:after="20"/>
-            </w:pPr>
-            <w:r>
-              <w:rPr>
-                <w:rFonts w:ascii="Aptos" w:hAnsi="Aptos"/>
-                <w:sz w:val="22"/>
-              </w:rPr>
-              <w:t>9. Styl (1-10)</w:t>
-            </w:r>
-          </w:p>
-          <w:p>
-            <w:pPr>
-              <w:spacing w:before="20" w:after="20"/>
-            </w:pPr>
-            <w:r>
-              <w:rPr>
-                <w:rFonts w:ascii="Aptos" w:hAnsi="Aptos"/>
-                <w:sz w:val="22"/>
-              </w:rPr>
-              <w:t>10. Rozgrywka (1-10)</w:t>
-            </w:r>
-          </w:p>
-          <w:p>
-            <w:pPr>
-              <w:spacing w:before="20" w:after="20"/>
-            </w:pPr>
-            <w:r>
-              <w:rPr>
-                <w:rFonts w:ascii="Aptos" w:hAnsi="Aptos"/>
-                <w:sz w:val="22"/>
-              </w:rPr>
-              <w:t>11. Zabawa (1-10)</w:t>
-            </w:r>
-          </w:p>
-          <w:p>
-            <w:pPr>
-              <w:spacing w:before="20" w:after="20"/>
-            </w:pPr>
-            <w:r>
-              <w:rPr>
-                <w:rFonts w:ascii="Aptos" w:hAnsi="Aptos"/>
-                <w:sz w:val="22"/>
-              </w:rPr>
-              <w:t>12. Kreatywność (1-10)</w:t>
-            </w:r>
-          </w:p>
-          <w:p>
-            <w:pPr>
-              <w:spacing w:before="20" w:after="20"/>
-            </w:pPr>
-            <w:r>
-              <w:rPr>
-                <w:rFonts w:ascii="Aptos" w:hAnsi="Aptos"/>
-                <w:sz w:val="22"/>
-              </w:rPr>
-              <w:t>13. Ukończenie (1-10)</w:t>
-            </w:r>
-          </w:p>
-          <w:p>
-            <w:pPr>
-              <w:spacing w:before="20" w:after="20"/>
-            </w:pPr>
-            <w:r>
-              <w:rPr>
-                <w:rFonts w:ascii="Aptos" w:hAnsi="Aptos"/>
-                <w:sz w:val="22"/>
-              </w:rPr>
-              <w:t>14. Studenci opowiadają także o swoim wkładzie w projekt i przyznają sobie punkty za:</w:t>
-            </w:r>
-          </w:p>
-          <w:p>
-            <w:pPr>
-              <w:spacing w:before="20" w:after="20"/>
-            </w:pPr>
-            <w:r>
-              <w:rPr>
-                <w:rFonts w:ascii="Aptos" w:hAnsi="Aptos"/>
-                <w:sz w:val="22"/>
-              </w:rPr>
-              <w:t>15. Wysiłek (1-10).</w:t>
-            </w:r>
-          </w:p>
-          <w:p>
-            <w:pPr>
-              <w:spacing w:before="20" w:after="20"/>
-            </w:pPr>
-            <w:r>
-              <w:rPr>
-                <w:rFonts w:ascii="Aptos" w:hAnsi="Aptos"/>
-                <w:sz w:val="22"/>
-              </w:rPr>
-              <w:t>16. Następnie obliczana jest ocena grupowa. Każda osoba z grupy określa, czy jej ocena końcowa powinna być taka sama jak ocena grupowa, czy też powinna otrzymać ocenę wyższą lub niższą. Ocena ta staje się oceną końcową dla każdego ucznia.</w:t>
+              <w:t>2. ocena sporządzonego oprogramowania</w:t>
             </w:r>
           </w:p>
         </w:tc>
@@ -5887,7 +5631,7 @@
                 <w:i w:val="0"/>
                 <w:sz w:val="22"/>
               </w:rPr>
-              <w:t>wykład z elementami dyskusji z prezentacją multimedialną, wykład zaproszony; burza mózgów; rozwiązywanie zadań; analiza przypadków; prezentacje; praca w Unreal Engine; Kryteria oceny; Studenci prezentują swoje projekty (gry) i są oceniani przez publiczność punktowo:; Styl (1-10); Rozgrywka (1-10); Zabawa (1-10); Kreatywność (1-10); Ukończenie (1-10); Studenci opowiadają także o swoim wkładzie w projekt i przyznają sobie punkty za:; Wysiłek (1-10).; Następnie obliczana jest ocena grupowa. Każda osoba z grupy określa, czy jej ocena końcowa powinna być taka sama jak ocena grupowa, czy też powinna otrzymać ocenę wyższą lub niższą. Ocena ta staje się oceną końcową dla każdego ucznia.</w:t>
+              <w:t>prezentacja projektu i dokumentacji; ocena sporządzonego oprogramowania</w:t>
             </w:r>
           </w:p>
         </w:tc>
@@ -5945,7 +5689,7 @@
                 <w:i w:val="0"/>
                 <w:sz w:val="22"/>
               </w:rPr>
-              <w:t>wykład z elementami dyskusji z prezentacją multimedialną, wykład zaproszony; burza mózgów; rozwiązywanie zadań; analiza przypadków; prezentacje; praca w Unreal Engine; Kryteria oceny; Studenci prezentują swoje projekty (gry) i są oceniani przez publiczność punktowo:; Styl (1-10); Rozgrywka (1-10); Zabawa (1-10); Kreatywność (1-10); Ukończenie (1-10); Studenci opowiadają także o swoim wkładzie w projekt i przyznają sobie punkty za:; Wysiłek (1-10).; Następnie obliczana jest ocena grupowa. Każda osoba z grupy określa, czy jej ocena końcowa powinna być taka sama jak ocena grupowa, czy też powinna otrzymać ocenę wyższą lub niższą. Ocena ta staje się oceną końcową dla każdego ucznia.</w:t>
+              <w:t>prezentacja projektu i dokumentacji; ocena sporządzonego oprogramowania</w:t>
             </w:r>
           </w:p>
         </w:tc>
@@ -6108,7 +5852,7 @@
                 <w:i w:val="0"/>
                 <w:sz w:val="22"/>
               </w:rPr>
-              <w:t>wykład z elementami dyskusji z prezentacją multimedialną, wykład zaproszony; burza mózgów; rozwiązywanie zadań; analiza przypadków; prezentacje; praca w Unreal Engine; Kryteria oceny; Studenci prezentują swoje projekty (gry) i są oceniani przez publiczność punktowo:; Styl (1-10); Rozgrywka (1-10); Zabawa (1-10); Kreatywność (1-10); Ukończenie (1-10); Studenci opowiadają także o swoim wkładzie w projekt i przyznają sobie punkty za:; Wysiłek (1-10).; Następnie obliczana jest ocena grupowa. Każda osoba z grupy określa, czy jej ocena końcowa powinna być taka sama jak ocena grupowa, czy też powinna otrzymać ocenę wyższą lub niższą. Ocena ta staje się oceną końcową dla każdego ucznia.</w:t>
+              <w:t>prezentacja projektu i dokumentacji; ocena sporządzonego oprogramowania</w:t>
             </w:r>
           </w:p>
         </w:tc>
@@ -6166,7 +5910,7 @@
                 <w:i w:val="0"/>
                 <w:sz w:val="22"/>
               </w:rPr>
-              <w:t>wykład z elementami dyskusji z prezentacją multimedialną, wykład zaproszony; burza mózgów; rozwiązywanie zadań; analiza przypadków; prezentacje; praca w Unreal Engine; Kryteria oceny; Studenci prezentują swoje projekty (gry) i są oceniani przez publiczność punktowo:; Styl (1-10); Rozgrywka (1-10); Zabawa (1-10); Kreatywność (1-10); Ukończenie (1-10); Studenci opowiadają także o swoim wkładzie w projekt i przyznają sobie punkty za:; Wysiłek (1-10).; Następnie obliczana jest ocena grupowa. Każda osoba z grupy określa, czy jej ocena końcowa powinna być taka sama jak ocena grupowa, czy też powinna otrzymać ocenę wyższą lub niższą. Ocena ta staje się oceną końcową dla każdego ucznia.</w:t>
+              <w:t>prezentacja projektu i dokumentacji; ocena sporządzonego oprogramowania</w:t>
             </w:r>
           </w:p>
         </w:tc>
@@ -6224,7 +5968,7 @@
                 <w:i w:val="0"/>
                 <w:sz w:val="22"/>
               </w:rPr>
-              <w:t>wykład z elementami dyskusji z prezentacją multimedialną, wykład zaproszony; burza mózgów; rozwiązywanie zadań; analiza przypadków; prezentacje; praca w Unreal Engine; Kryteria oceny; Studenci prezentują swoje projekty (gry) i są oceniani przez publiczność punktowo:; Styl (1-10); Rozgrywka (1-10); Zabawa (1-10); Kreatywność (1-10); Ukończenie (1-10); Studenci opowiadają także o swoim wkładzie w projekt i przyznają sobie punkty za:; Wysiłek (1-10).; Następnie obliczana jest ocena grupowa. Każda osoba z grupy określa, czy jej ocena końcowa powinna być taka sama jak ocena grupowa, czy też powinna otrzymać ocenę wyższą lub niższą. Ocena ta staje się oceną końcową dla każdego ucznia.</w:t>
+              <w:t>prezentacja projektu i dokumentacji; ocena sporządzonego oprogramowania</w:t>
             </w:r>
           </w:p>
         </w:tc>
@@ -6282,7 +6026,7 @@
                 <w:i w:val="0"/>
                 <w:sz w:val="22"/>
               </w:rPr>
-              <w:t>wykład z elementami dyskusji z prezentacją multimedialną, wykład zaproszony; burza mózgów; rozwiązywanie zadań; analiza przypadków; prezentacje; praca w Unreal Engine; Kryteria oceny; Studenci prezentują swoje projekty (gry) i są oceniani przez publiczność punktowo:; Styl (1-10); Rozgrywka (1-10); Zabawa (1-10); Kreatywność (1-10); Ukończenie (1-10); Studenci opowiadają także o swoim wkładzie w projekt i przyznają sobie punkty za:; Wysiłek (1-10).; Następnie obliczana jest ocena grupowa. Każda osoba z grupy określa, czy jej ocena końcowa powinna być taka sama jak ocena grupowa, czy też powinna otrzymać ocenę wyższą lub niższą. Ocena ta staje się oceną końcową dla każdego ucznia.</w:t>
+              <w:t>prezentacja projektu i dokumentacji; ocena sporządzonego oprogramowania</w:t>
             </w:r>
           </w:p>
         </w:tc>
@@ -6340,7 +6084,7 @@
                 <w:i w:val="0"/>
                 <w:sz w:val="22"/>
               </w:rPr>
-              <w:t>wykład z elementami dyskusji z prezentacją multimedialną, wykład zaproszony; burza mózgów; rozwiązywanie zadań; analiza przypadków; prezentacje; praca w Unreal Engine; Kryteria oceny; Studenci prezentują swoje projekty (gry) i są oceniani przez publiczność punktowo:; Styl (1-10); Rozgrywka (1-10); Zabawa (1-10); Kreatywność (1-10); Ukończenie (1-10); Studenci opowiadają także o swoim wkładzie w projekt i przyznają sobie punkty za:; Wysiłek (1-10).; Następnie obliczana jest ocena grupowa. Każda osoba z grupy określa, czy jej ocena końcowa powinna być taka sama jak ocena grupowa, czy też powinna otrzymać ocenę wyższą lub niższą. Ocena ta staje się oceną końcową dla każdego ucznia.</w:t>
+              <w:t>prezentacja projektu i dokumentacji; ocena sporządzonego oprogramowania</w:t>
             </w:r>
           </w:p>
         </w:tc>
@@ -6503,7 +6247,7 @@
                 <w:i w:val="0"/>
                 <w:sz w:val="22"/>
               </w:rPr>
-              <w:t>wykład z elementami dyskusji z prezentacją multimedialną, wykład zaproszony; burza mózgów; rozwiązywanie zadań; analiza przypadków; prezentacje; praca w Unreal Engine; Kryteria oceny; Studenci prezentują swoje projekty (gry) i są oceniani przez publiczność punktowo:; Styl (1-10); Rozgrywka (1-10); Zabawa (1-10); Kreatywność (1-10); Ukończenie (1-10); Studenci opowiadają także o swoim wkładzie w projekt i przyznają sobie punkty za:; Wysiłek (1-10).; Następnie obliczana jest ocena grupowa. Każda osoba z grupy określa, czy jej ocena końcowa powinna być taka sama jak ocena grupowa, czy też powinna otrzymać ocenę wyższą lub niższą. Ocena ta staje się oceną końcową dla każdego ucznia.</w:t>
+              <w:t>prezentacja projektu i dokumentacji; ocena sporządzonego oprogramowania</w:t>
             </w:r>
           </w:p>
         </w:tc>
@@ -6561,7 +6305,7 @@
                 <w:i w:val="0"/>
                 <w:sz w:val="22"/>
               </w:rPr>
-              <w:t>wykład z elementami dyskusji z prezentacją multimedialną, wykład zaproszony; burza mózgów; rozwiązywanie zadań; analiza przypadków; prezentacje; praca w Unreal Engine; Kryteria oceny; Studenci prezentują swoje projekty (gry) i są oceniani przez publiczność punktowo:; Styl (1-10); Rozgrywka (1-10); Zabawa (1-10); Kreatywność (1-10); Ukończenie (1-10); Studenci opowiadają także o swoim wkładzie w projekt i przyznają sobie punkty za:; Wysiłek (1-10).; Następnie obliczana jest ocena grupowa. Każda osoba z grupy określa, czy jej ocena końcowa powinna być taka sama jak ocena grupowa, czy też powinna otrzymać ocenę wyższą lub niższą. Ocena ta staje się oceną końcową dla każdego ucznia.</w:t>
+              <w:t>prezentacja projektu i dokumentacji; ocena sporządzonego oprogramowania</w:t>
             </w:r>
           </w:p>
         </w:tc>
@@ -6619,7 +6363,7 @@
                 <w:i w:val="0"/>
                 <w:sz w:val="22"/>
               </w:rPr>
-              <w:t>wykład z elementami dyskusji z prezentacją multimedialną, wykład zaproszony; burza mózgów; rozwiązywanie zadań; analiza przypadków; prezentacje; praca w Unreal Engine; Kryteria oceny; Studenci prezentują swoje projekty (gry) i są oceniani przez publiczność punktowo:; Styl (1-10); Rozgrywka (1-10); Zabawa (1-10); Kreatywność (1-10); Ukończenie (1-10); Studenci opowiadają także o swoim wkładzie w projekt i przyznają sobie punkty za:; Wysiłek (1-10).; Następnie obliczana jest ocena grupowa. Każda osoba z grupy określa, czy jej ocena końcowa powinna być taka sama jak ocena grupowa, czy też powinna otrzymać ocenę wyższą lub niższą. Ocena ta staje się oceną końcową dla każdego ucznia.</w:t>
+              <w:t>prezentacja projektu i dokumentacji; ocena sporządzonego oprogramowania</w:t>
             </w:r>
           </w:p>
         </w:tc>
@@ -6677,7 +6421,7 @@
                 <w:i w:val="0"/>
                 <w:sz w:val="22"/>
               </w:rPr>
-              <w:t>wykład z elementami dyskusji z prezentacją multimedialną, wykład zaproszony; burza mózgów; rozwiązywanie zadań; analiza przypadków; prezentacje; praca w Unreal Engine; Kryteria oceny; Studenci prezentują swoje projekty (gry) i są oceniani przez publiczność punktowo:; Styl (1-10); Rozgrywka (1-10); Zabawa (1-10); Kreatywność (1-10); Ukończenie (1-10); Studenci opowiadają także o swoim wkładzie w projekt i przyznają sobie punkty za:; Wysiłek (1-10).; Następnie obliczana jest ocena grupowa. Każda osoba z grupy określa, czy jej ocena końcowa powinna być taka sama jak ocena grupowa, czy też powinna otrzymać ocenę wyższą lub niższą. Ocena ta staje się oceną końcową dla każdego ucznia.</w:t>
+              <w:t>prezentacja projektu i dokumentacji; ocena sporządzonego oprogramowania</w:t>
             </w:r>
           </w:p>
         </w:tc>
@@ -6735,7 +6479,7 @@
                 <w:i w:val="0"/>
                 <w:sz w:val="22"/>
               </w:rPr>
-              <w:t>wykład z elementami dyskusji z prezentacją multimedialną, wykład zaproszony; burza mózgów; rozwiązywanie zadań; analiza przypadków; prezentacje; praca w Unreal Engine; Kryteria oceny; Studenci prezentują swoje projekty (gry) i są oceniani przez publiczność punktowo:; Styl (1-10); Rozgrywka (1-10); Zabawa (1-10); Kreatywność (1-10); Ukończenie (1-10); Studenci opowiadają także o swoim wkładzie w projekt i przyznają sobie punkty za:; Wysiłek (1-10).; Następnie obliczana jest ocena grupowa. Każda osoba z grupy określa, czy jej ocena końcowa powinna być taka sama jak ocena grupowa, czy też powinna otrzymać ocenę wyższą lub niższą. Ocena ta staje się oceną końcową dla każdego ucznia.</w:t>
+              <w:t>prezentacja projektu i dokumentacji; ocena sporządzonego oprogramowania</w:t>
             </w:r>
           </w:p>
         </w:tc>
